--- a/pr-preview/pr-179/estimator-properties-handout-tracked-changes.docx
+++ b/pr-preview/pr-179/estimator-properties-handout-tracked-changes.docx
@@ -18,7 +18,7 @@
       </w:pPr>
       <w:ins w:id="2" w:author="PR Preview" w:date="2026-01-01T00:00:00Z">
         <w:r>
-          <w:t xml:space="preserve">Last modified: 2026-10-15 00:16:38 (PDT)</w:t>
+          <w:t xml:space="preserve">Last modified: 2026-10-15 02:23:11 (PDT)</w:t>
         </w:r>
       </w:ins>
     </w:p>
@@ -1435,11 +1435,11 @@
         </w:r>
       </w:ins>
       <m:oMath>
-        <m:r>
-          <m:t>​</m:t>
-        </m:r>
         <m:sSup>
           <m:e>
+            <m:r>
+              <m:t>​</m:t>
+            </m:r>
             <m:d>
               <m:dPr>
                 <m:begChr m:val="("/>
@@ -1469,6 +1469,9 @@
                 </m:r>
               </m:e>
             </m:d>
+            <m:r>
+              <m:t>​</m:t>
+            </m:r>
           </m:e>
           <m:sup>
             <m:r>
@@ -1476,9 +1479,6 @@
             </m:r>
           </m:sup>
         </m:sSup>
-        <m:r>
-          <m:t>​</m:t>
-        </m:r>
       </m:oMath>
       <w:ins w:id="131" w:author="PR Preview" w:date="2026-01-01T00:00:00Z">
         <w:r>
@@ -1637,11 +1637,11 @@
                   <m:grow/>
                 </m:dPr>
                 <m:e>
-                  <m:r>
-                    <m:t>​</m:t>
-                  </m:r>
                   <m:sSup>
                     <m:e>
+                      <m:r>
+                        <m:t>​</m:t>
+                      </m:r>
                       <m:d>
                         <m:dPr>
                           <m:begChr m:val="("/>
@@ -1671,6 +1671,9 @@
                           </m:r>
                         </m:e>
                       </m:d>
+                      <m:r>
+                        <m:t>​</m:t>
+                      </m:r>
                     </m:e>
                     <m:sup>
                       <m:r>
@@ -1678,9 +1681,6 @@
                       </m:r>
                     </m:sup>
                   </m:sSup>
-                  <m:r>
-                    <m:t>​</m:t>
-                  </m:r>
                   <m:r>
                     <m:rPr>
                       <m:sty m:val="p"/>
@@ -1750,11 +1750,11 @@
                       <m:grow/>
                     </m:dPr>
                     <m:e>
-                      <m:r>
-                        <m:t>​</m:t>
-                      </m:r>
                       <m:sSup>
                         <m:e>
+                          <m:r>
+                            <m:t>​</m:t>
+                          </m:r>
                           <m:d>
                             <m:dPr>
                               <m:begChr m:val="("/>
@@ -1784,6 +1784,9 @@
                               </m:r>
                             </m:e>
                           </m:d>
+                          <m:r>
+                            <m:t>​</m:t>
+                          </m:r>
                         </m:e>
                         <m:sup>
                           <m:r>
@@ -1791,9 +1794,6 @@
                           </m:r>
                         </m:sup>
                       </m:sSup>
-                      <m:r>
-                        <m:t>​</m:t>
-                      </m:r>
                     </m:e>
                   </m:d>
                   <m:r>
@@ -1898,11 +1898,11 @@
                       <m:grow/>
                     </m:dPr>
                     <m:e>
-                      <m:r>
-                        <m:t>​</m:t>
-                      </m:r>
                       <m:sSup>
                         <m:e>
+                          <m:r>
+                            <m:t>​</m:t>
+                          </m:r>
                           <m:d>
                             <m:dPr>
                               <m:begChr m:val="("/>
@@ -1942,6 +1942,9 @@
                               </m:r>
                             </m:e>
                           </m:d>
+                          <m:r>
+                            <m:t>​</m:t>
+                          </m:r>
                         </m:e>
                         <m:sup>
                           <m:r>
@@ -1949,9 +1952,6 @@
                           </m:r>
                         </m:sup>
                       </m:sSup>
-                      <m:r>
-                        <m:t>​</m:t>
-                      </m:r>
                     </m:e>
                   </m:d>
                   <m:r>
@@ -4098,7 +4098,7 @@
       </w:ins>
       <w:ins w:id="327" w:author="PR Preview" w:date="2026-01-01T00:00:00Z">
         <w:r>
-          <w:t xml:space="preserve">(the Wilson interval from</w:t>
+          <w:t xml:space="preserve">(the Wilson score interval with continuity correction, the default of</w:t>
         </w:r>
       </w:ins>
       <w:ins w:id="328" w:author="PR Preview" w:date="2026-01-01T00:00:00Z">
@@ -4213,7 +4213,7 @@
       </w:ins>
       <w:ins w:id="339" w:author="PR Preview" w:date="2026-01-01T00:00:00Z">
         <w:r>
-          <w:t xml:space="preserve">gives,</w:t>
+          <w:t xml:space="preserve">gives, capped at 1 because a probability cannot exceed 1,</w:t>
         </w:r>
       </w:ins>
       <w:ins w:id="340" w:author="PR Preview" w:date="2026-01-01T00:00:00Z">
@@ -6581,7 +6581,7 @@
               <w:rPr>
                 <w:rStyle w:val="StringTok"/>
               </w:rPr>
-              <w:t xml:space="preserve">"P(|sample mean - population mean| &gt;= 100 g)"</w:t>
+              <w:t xml:space="preserve">"probability of a miss"</w:t>
             </w:r>
             <w:r>
               <w:br/>
@@ -7128,7 +7128,38 @@
       </w:ins>
       <w:ins w:id="610" w:author="PR Preview" w:date="2026-01-01T00:00:00Z">
         <w:r>
-          <w:t xml:space="preserve">the less accurate estimator’s in the numerator:</w:t>
+          <w:t xml:space="preserve">the reference estimator’s, that of</w:t>
+        </w:r>
+      </w:ins>
+      <w:ins w:id="611" w:author="PR Preview" w:date="2026-01-01T00:00:00Z">
+        <w:r>
+          <w:t xml:space="preserve"> </w:t>
+        </w:r>
+      </w:ins>
+      <m:oMath>
+        <m:sSub>
+          <m:e>
+            <m:acc>
+              <m:accPr>
+                <m:chr m:val="̂"/>
+              </m:accPr>
+              <m:e>
+                <m:r>
+                  <m:t>θ</m:t>
+                </m:r>
+              </m:e>
+            </m:acc>
+          </m:e>
+          <m:sub>
+            <m:r>
+              <m:t>b</m:t>
+            </m:r>
+          </m:sub>
+        </m:sSub>
+      </m:oMath>
+      <w:ins w:id="612" w:author="PR Preview" w:date="2026-01-01T00:00:00Z">
+        <w:r>
+          <w:t xml:space="preserve">, in the numerator:</w:t>
         </w:r>
       </w:ins>
     </w:p>
@@ -7344,10 +7375,19 @@
               <w:spacing w:before="16" w:after="16"/>
             </w:pPr>
             <w:r>
-              <w:t xml:space="preserve">Casella and Berger (2002, sec. 7.3.1)</w:t>
-            </w:r>
-            <w:r>
-              <w:t xml:space="preserve">.</w:t>
+              <w:t xml:space="preserve">Casella and Berger (2002)</w:t>
+            </w:r>
+            <w:r>
+              <w:t xml:space="preserve"> </w:t>
+            </w:r>
+            <w:r>
+              <w:t xml:space="preserve">define the asymptotic version, through variances, in Def. 10.1.16 (p. 476);</w:t>
+            </w:r>
+            <w:r>
+              <w:t xml:space="preserve"> </w:t>
+            </w:r>
+            <w:r>
+              <w:t xml:space="preserve">this finite-sample form uses the mean squared error of their Def. 7.3.1 (p. 330).</w:t>
             </w:r>
           </w:p>
           <w:p/>
@@ -7360,7 +7400,7 @@
       <w:pPr>
         <w:pStyle w:val="BodyText"/>
       </w:pPr>
-      <w:ins w:id="611" w:author="PR Preview" w:date="2026-01-01T00:00:00Z">
+      <w:ins w:id="613" w:author="PR Preview" w:date="2026-01-01T00:00:00Z">
         <w:r>
           <w:rPr>
             <w:i/>
@@ -7369,17 +7409,17 @@
           <w:t xml:space="preserve">Remark 2</w:t>
         </w:r>
       </w:ins>
-      <w:ins w:id="612" w:author="PR Preview" w:date="2026-01-01T00:00:00Z">
+      <w:ins w:id="614" w:author="PR Preview" w:date="2026-01-01T00:00:00Z">
         <w:r>
           <w:t xml:space="preserve"> (Reading the relative efficiency). </w:t>
         </w:r>
       </w:ins>
-      <w:ins w:id="613" w:author="PR Preview" w:date="2026-01-01T00:00:00Z">
+      <w:ins w:id="615" w:author="PR Preview" w:date="2026-01-01T00:00:00Z">
         <w:r>
           <w:t xml:space="preserve">A relative efficiency above 1 means</w:t>
         </w:r>
       </w:ins>
-      <w:ins w:id="614" w:author="PR Preview" w:date="2026-01-01T00:00:00Z">
+      <w:ins w:id="616" w:author="PR Preview" w:date="2026-01-01T00:00:00Z">
         <w:r>
           <w:t xml:space="preserve"> </w:t>
         </w:r>
@@ -7405,17 +7445,17 @@
           </m:sub>
         </m:sSub>
       </m:oMath>
-      <w:ins w:id="615" w:author="PR Preview" w:date="2026-01-01T00:00:00Z">
-        <w:r>
-          <w:t xml:space="preserve"> </w:t>
-        </w:r>
-      </w:ins>
-      <w:ins w:id="616" w:author="PR Preview" w:date="2026-01-01T00:00:00Z">
+      <w:ins w:id="617" w:author="PR Preview" w:date="2026-01-01T00:00:00Z">
+        <w:r>
+          <w:t xml:space="preserve"> </w:t>
+        </w:r>
+      </w:ins>
+      <w:ins w:id="618" w:author="PR Preview" w:date="2026-01-01T00:00:00Z">
         <w:r>
           <w:t xml:space="preserve">is more accurate than</w:t>
         </w:r>
       </w:ins>
-      <w:ins w:id="617" w:author="PR Preview" w:date="2026-01-01T00:00:00Z">
+      <w:ins w:id="619" w:author="PR Preview" w:date="2026-01-01T00:00:00Z">
         <w:r>
           <w:t xml:space="preserve"> </w:t>
         </w:r>
@@ -7441,38 +7481,38 @@
           </m:sub>
         </m:sSub>
       </m:oMath>
-      <w:ins w:id="618" w:author="PR Preview" w:date="2026-01-01T00:00:00Z">
+      <w:ins w:id="620" w:author="PR Preview" w:date="2026-01-01T00:00:00Z">
         <w:r>
           <w:t xml:space="preserve">,</w:t>
         </w:r>
       </w:ins>
-      <w:ins w:id="619" w:author="PR Preview" w:date="2026-01-01T00:00:00Z">
-        <w:r>
-          <w:t xml:space="preserve"> </w:t>
-        </w:r>
-      </w:ins>
-      <w:ins w:id="620" w:author="PR Preview" w:date="2026-01-01T00:00:00Z">
+      <w:ins w:id="621" w:author="PR Preview" w:date="2026-01-01T00:00:00Z">
+        <w:r>
+          <w:t xml:space="preserve"> </w:t>
+        </w:r>
+      </w:ins>
+      <w:ins w:id="622" w:author="PR Preview" w:date="2026-01-01T00:00:00Z">
         <w:r>
           <w:t xml:space="preserve">and below 1 means it is less accurate.</w:t>
         </w:r>
       </w:ins>
-      <w:ins w:id="621" w:author="PR Preview" w:date="2026-01-01T00:00:00Z">
-        <w:r>
-          <w:t xml:space="preserve"> </w:t>
-        </w:r>
-      </w:ins>
-      <w:ins w:id="622" w:author="PR Preview" w:date="2026-01-01T00:00:00Z">
+      <w:ins w:id="623" w:author="PR Preview" w:date="2026-01-01T00:00:00Z">
+        <w:r>
+          <w:t xml:space="preserve"> </w:t>
+        </w:r>
+      </w:ins>
+      <w:ins w:id="624" w:author="PR Preview" w:date="2026-01-01T00:00:00Z">
         <w:r>
           <w:t xml:space="preserve">For two</w:t>
         </w:r>
       </w:ins>
-      <w:ins w:id="623" w:author="PR Preview" w:date="2026-01-01T00:00:00Z">
+      <w:ins w:id="625" w:author="PR Preview" w:date="2026-01-01T00:00:00Z">
         <w:r>
           <w:t xml:space="preserve"> </w:t>
         </w:r>
       </w:ins>
       <w:hyperlink r:id="rId17">
-        <w:ins w:id="624" w:author="PR Preview" w:date="2026-01-01T00:00:00Z">
+        <w:ins w:id="626" w:author="PR Preview" w:date="2026-01-01T00:00:00Z">
           <w:r>
             <w:rPr>
               <w:rStyle w:val="Hyperlink"/>
@@ -7481,28 +7521,28 @@
           </w:r>
         </w:ins>
       </w:hyperlink>
-      <w:ins w:id="625" w:author="PR Preview" w:date="2026-01-01T00:00:00Z">
-        <w:r>
-          <w:t xml:space="preserve"> </w:t>
-        </w:r>
-      </w:ins>
-      <w:ins w:id="626" w:author="PR Preview" w:date="2026-01-01T00:00:00Z">
+      <w:ins w:id="627" w:author="PR Preview" w:date="2026-01-01T00:00:00Z">
+        <w:r>
+          <w:t xml:space="preserve"> </w:t>
+        </w:r>
+      </w:ins>
+      <w:ins w:id="628" w:author="PR Preview" w:date="2026-01-01T00:00:00Z">
         <w:r>
           <w:t xml:space="preserve">estimators the mean squared errors are the variances</w:t>
         </w:r>
       </w:ins>
-      <w:ins w:id="627" w:author="PR Preview" w:date="2026-01-01T00:00:00Z">
-        <w:r>
-          <w:t xml:space="preserve"> </w:t>
-        </w:r>
-      </w:ins>
-      <w:ins w:id="628" w:author="PR Preview" w:date="2026-01-01T00:00:00Z">
+      <w:ins w:id="629" w:author="PR Preview" w:date="2026-01-01T00:00:00Z">
+        <w:r>
+          <w:t xml:space="preserve"> </w:t>
+        </w:r>
+      </w:ins>
+      <w:ins w:id="630" w:author="PR Preview" w:date="2026-01-01T00:00:00Z">
         <w:r>
           <w:t xml:space="preserve">(</w:t>
         </w:r>
       </w:ins>
       <w:hyperlink r:id="rId41">
-        <w:ins w:id="629" w:author="PR Preview" w:date="2026-01-01T00:00:00Z">
+        <w:ins w:id="631" w:author="PR Preview" w:date="2026-01-01T00:00:00Z">
           <w:r>
             <w:rPr>
               <w:rStyle w:val="Hyperlink"/>
@@ -7511,17 +7551,17 @@
           </w:r>
         </w:ins>
       </w:hyperlink>
-      <w:ins w:id="630" w:author="PR Preview" w:date="2026-01-01T00:00:00Z">
+      <w:ins w:id="632" w:author="PR Preview" w:date="2026-01-01T00:00:00Z">
         <w:r>
           <w:t xml:space="preserve">, with zero bias),</w:t>
         </w:r>
       </w:ins>
-      <w:ins w:id="631" w:author="PR Preview" w:date="2026-01-01T00:00:00Z">
-        <w:r>
-          <w:t xml:space="preserve"> </w:t>
-        </w:r>
-      </w:ins>
-      <w:ins w:id="632" w:author="PR Preview" w:date="2026-01-01T00:00:00Z">
+      <w:ins w:id="633" w:author="PR Preview" w:date="2026-01-01T00:00:00Z">
+        <w:r>
+          <w:t xml:space="preserve"> </w:t>
+        </w:r>
+      </w:ins>
+      <w:ins w:id="634" w:author="PR Preview" w:date="2026-01-01T00:00:00Z">
         <w:r>
           <w:t xml:space="preserve">so the relative efficiency is the ratio of the variances.</w:t>
         </w:r>
@@ -7533,7 +7573,7 @@
       <w:pPr>
         <w:pStyle w:val="BodyText"/>
       </w:pPr>
-      <w:ins w:id="633" w:author="PR Preview" w:date="2026-01-01T00:00:00Z">
+      <w:ins w:id="635" w:author="PR Preview" w:date="2026-01-01T00:00:00Z">
         <w:r>
           <w:rPr>
             <w:b/>
@@ -7542,23 +7582,23 @@
           <w:t xml:space="preserve">Example 2 (Relative efficiency of two estimators of a mean)</w:t>
         </w:r>
       </w:ins>
-      <w:ins w:id="634" w:author="PR Preview" w:date="2026-01-01T00:00:00Z">
-        <w:r>
-          <w:t xml:space="preserve"> </w:t>
-        </w:r>
-      </w:ins>
-      <w:ins w:id="635" w:author="PR Preview" w:date="2026-01-01T00:00:00Z">
+      <w:ins w:id="636" w:author="PR Preview" w:date="2026-01-01T00:00:00Z">
+        <w:r>
+          <w:t xml:space="preserve"> </w:t>
+        </w:r>
+      </w:ins>
+      <w:ins w:id="637" w:author="PR Preview" w:date="2026-01-01T00:00:00Z">
         <w:r>
           <w:t xml:space="preserve">In</w:t>
         </w:r>
       </w:ins>
-      <w:ins w:id="636" w:author="PR Preview" w:date="2026-01-01T00:00:00Z">
+      <w:ins w:id="638" w:author="PR Preview" w:date="2026-01-01T00:00:00Z">
         <w:r>
           <w:t xml:space="preserve"> </w:t>
         </w:r>
       </w:ins>
       <w:hyperlink r:id="rId28">
-        <w:ins w:id="637" w:author="PR Preview" w:date="2026-01-01T00:00:00Z">
+        <w:ins w:id="639" w:author="PR Preview" w:date="2026-01-01T00:00:00Z">
           <w:r>
             <w:rPr>
               <w:rStyle w:val="Hyperlink"/>
@@ -7567,17 +7607,17 @@
           </w:r>
         </w:ins>
       </w:hyperlink>
-      <w:ins w:id="638" w:author="PR Preview" w:date="2026-01-01T00:00:00Z">
-        <w:r>
-          <w:t xml:space="preserve"> </w:t>
-        </w:r>
-      </w:ins>
-      <w:ins w:id="639" w:author="PR Preview" w:date="2026-01-01T00:00:00Z">
+      <w:ins w:id="640" w:author="PR Preview" w:date="2026-01-01T00:00:00Z">
+        <w:r>
+          <w:t xml:space="preserve"> </w:t>
+        </w:r>
+      </w:ins>
+      <w:ins w:id="641" w:author="PR Preview" w:date="2026-01-01T00:00:00Z">
         <w:r>
           <w:t xml:space="preserve">the sample mean has</w:t>
         </w:r>
       </w:ins>
-      <w:ins w:id="640" w:author="PR Preview" w:date="2026-01-01T00:00:00Z">
+      <w:ins w:id="642" w:author="PR Preview" w:date="2026-01-01T00:00:00Z">
         <w:r>
           <w:t xml:space="preserve"> </w:t>
         </w:r>
@@ -7643,17 +7683,17 @@
           <m:t>n</m:t>
         </m:r>
       </m:oMath>
-      <w:ins w:id="641" w:author="PR Preview" w:date="2026-01-01T00:00:00Z">
-        <w:r>
-          <w:t xml:space="preserve"> </w:t>
-        </w:r>
-      </w:ins>
-      <w:ins w:id="642" w:author="PR Preview" w:date="2026-01-01T00:00:00Z">
+      <w:ins w:id="643" w:author="PR Preview" w:date="2026-01-01T00:00:00Z">
+        <w:r>
+          <w:t xml:space="preserve"> </w:t>
+        </w:r>
+      </w:ins>
+      <w:ins w:id="644" w:author="PR Preview" w:date="2026-01-01T00:00:00Z">
         <w:r>
           <w:t xml:space="preserve">and the single-observation estimator has</w:t>
         </w:r>
       </w:ins>
-      <w:ins w:id="643" w:author="PR Preview" w:date="2026-01-01T00:00:00Z">
+      <w:ins w:id="645" w:author="PR Preview" w:date="2026-01-01T00:00:00Z">
         <w:r>
           <w:t xml:space="preserve"> </w:t>
         </w:r>
@@ -7712,22 +7752,22 @@
           </m:sup>
         </m:sSup>
       </m:oMath>
-      <w:ins w:id="644" w:author="PR Preview" w:date="2026-01-01T00:00:00Z">
+      <w:ins w:id="646" w:author="PR Preview" w:date="2026-01-01T00:00:00Z">
         <w:r>
           <w:t xml:space="preserve">.</w:t>
         </w:r>
       </w:ins>
-      <w:ins w:id="645" w:author="PR Preview" w:date="2026-01-01T00:00:00Z">
-        <w:r>
-          <w:t xml:space="preserve"> </w:t>
-        </w:r>
-      </w:ins>
-      <w:ins w:id="646" w:author="PR Preview" w:date="2026-01-01T00:00:00Z">
+      <w:ins w:id="647" w:author="PR Preview" w:date="2026-01-01T00:00:00Z">
+        <w:r>
+          <w:t xml:space="preserve"> </w:t>
+        </w:r>
+      </w:ins>
+      <w:ins w:id="648" w:author="PR Preview" w:date="2026-01-01T00:00:00Z">
         <w:r>
           <w:t xml:space="preserve">The relative efficiency of the sample mean with respect to</w:t>
         </w:r>
       </w:ins>
-      <w:ins w:id="647" w:author="PR Preview" w:date="2026-01-01T00:00:00Z">
+      <w:ins w:id="649" w:author="PR Preview" w:date="2026-01-01T00:00:00Z">
         <w:r>
           <w:t xml:space="preserve"> </w:t>
         </w:r>
@@ -7746,12 +7786,12 @@
           </m:sub>
         </m:sSub>
       </m:oMath>
-      <w:ins w:id="648" w:author="PR Preview" w:date="2026-01-01T00:00:00Z">
-        <w:r>
-          <w:t xml:space="preserve"> </w:t>
-        </w:r>
-      </w:ins>
-      <w:ins w:id="649" w:author="PR Preview" w:date="2026-01-01T00:00:00Z">
+      <w:ins w:id="650" w:author="PR Preview" w:date="2026-01-01T00:00:00Z">
+        <w:r>
+          <w:t xml:space="preserve"> </w:t>
+        </w:r>
+      </w:ins>
+      <w:ins w:id="651" w:author="PR Preview" w:date="2026-01-01T00:00:00Z">
         <w:r>
           <w:t xml:space="preserve">is</w:t>
         </w:r>
@@ -8167,12 +8207,12 @@
       <w:pPr>
         <w:pStyle w:val="FirstParagraph"/>
       </w:pPr>
-      <w:ins w:id="650" w:author="PR Preview" w:date="2026-01-01T00:00:00Z">
+      <w:ins w:id="652" w:author="PR Preview" w:date="2026-01-01T00:00:00Z">
         <w:r>
           <w:t xml:space="preserve">so with</w:t>
         </w:r>
       </w:ins>
-      <w:ins w:id="651" w:author="PR Preview" w:date="2026-01-01T00:00:00Z">
+      <w:ins w:id="653" w:author="PR Preview" w:date="2026-01-01T00:00:00Z">
         <w:r>
           <w:t xml:space="preserve"> </w:t>
         </w:r>
@@ -8191,23 +8231,23 @@
           <m:t>50</m:t>
         </m:r>
       </m:oMath>
-      <w:ins w:id="652" w:author="PR Preview" w:date="2026-01-01T00:00:00Z">
-        <w:r>
-          <w:t xml:space="preserve"> </w:t>
-        </w:r>
-      </w:ins>
-      <w:ins w:id="653" w:author="PR Preview" w:date="2026-01-01T00:00:00Z">
+      <w:ins w:id="654" w:author="PR Preview" w:date="2026-01-01T00:00:00Z">
+        <w:r>
+          <w:t xml:space="preserve"> </w:t>
+        </w:r>
+      </w:ins>
+      <w:ins w:id="655" w:author="PR Preview" w:date="2026-01-01T00:00:00Z">
         <w:r>
           <w:t xml:space="preserve">students, as in</w:t>
         </w:r>
       </w:ins>
-      <w:ins w:id="654" w:author="PR Preview" w:date="2026-01-01T00:00:00Z">
+      <w:ins w:id="656" w:author="PR Preview" w:date="2026-01-01T00:00:00Z">
         <w:r>
           <w:t xml:space="preserve"> </w:t>
         </w:r>
       </w:ins>
       <w:hyperlink r:id="rId43">
-        <w:ins w:id="655" w:author="PR Preview" w:date="2026-01-01T00:00:00Z">
+        <w:ins w:id="657" w:author="PR Preview" w:date="2026-01-01T00:00:00Z">
           <w:r>
             <w:rPr>
               <w:rStyle w:val="Hyperlink"/>
@@ -8216,22 +8256,22 @@
           </w:r>
         </w:ins>
       </w:hyperlink>
-      <w:ins w:id="656" w:author="PR Preview" w:date="2026-01-01T00:00:00Z">
+      <w:ins w:id="658" w:author="PR Preview" w:date="2026-01-01T00:00:00Z">
         <w:r>
           <w:t xml:space="preserve">,</w:t>
         </w:r>
       </w:ins>
-      <w:ins w:id="657" w:author="PR Preview" w:date="2026-01-01T00:00:00Z">
-        <w:r>
-          <w:t xml:space="preserve"> </w:t>
-        </w:r>
-      </w:ins>
-      <w:ins w:id="658" w:author="PR Preview" w:date="2026-01-01T00:00:00Z">
+      <w:ins w:id="659" w:author="PR Preview" w:date="2026-01-01T00:00:00Z">
+        <w:r>
+          <w:t xml:space="preserve"> </w:t>
+        </w:r>
+      </w:ins>
+      <w:ins w:id="660" w:author="PR Preview" w:date="2026-01-01T00:00:00Z">
         <w:r>
           <w:t xml:space="preserve">the sample mean is 50 times as efficient as</w:t>
         </w:r>
       </w:ins>
-      <w:ins w:id="659" w:author="PR Preview" w:date="2026-01-01T00:00:00Z">
+      <w:ins w:id="661" w:author="PR Preview" w:date="2026-01-01T00:00:00Z">
         <w:r>
           <w:t xml:space="preserve"> </w:t>
         </w:r>
@@ -8250,7 +8290,7 @@
           </m:sub>
         </m:sSub>
       </m:oMath>
-      <w:ins w:id="660" w:author="PR Preview" w:date="2026-01-01T00:00:00Z">
+      <w:ins w:id="662" w:author="PR Preview" w:date="2026-01-01T00:00:00Z">
         <w:r>
           <w:t xml:space="preserve">.</w:t>
         </w:r>
@@ -8263,7 +8303,7 @@
       <w:pPr>
         <w:pStyle w:val="Heading2"/>
       </w:pPr>
-      <w:ins w:id="661" w:author="PR Preview" w:date="2026-01-01T00:00:00Z">
+      <w:ins w:id="663" w:author="PR Preview" w:date="2026-01-01T00:00:00Z">
         <w:r>
           <w:t xml:space="preserve">3 The Cramér–Rao lower bound</w:t>
         </w:r>
@@ -8274,7 +8314,7 @@
       <w:pPr>
         <w:pStyle w:val="FirstParagraph"/>
       </w:pPr>
-      <w:ins w:id="662" w:author="PR Preview" w:date="2026-01-01T00:00:00Z">
+      <w:ins w:id="664" w:author="PR Preview" w:date="2026-01-01T00:00:00Z">
         <w:r>
           <w:rPr>
             <w:b/>
@@ -8283,17 +8323,17 @@
           <w:t xml:space="preserve">Exercise 2 (Covariance of an unbiased estimator with the score)</w:t>
         </w:r>
       </w:ins>
-      <w:ins w:id="663" w:author="PR Preview" w:date="2026-01-01T00:00:00Z">
-        <w:r>
-          <w:t xml:space="preserve"> </w:t>
-        </w:r>
-      </w:ins>
-      <w:ins w:id="664" w:author="PR Preview" w:date="2026-01-01T00:00:00Z">
+      <w:ins w:id="665" w:author="PR Preview" w:date="2026-01-01T00:00:00Z">
+        <w:r>
+          <w:t xml:space="preserve"> </w:t>
+        </w:r>
+      </w:ins>
+      <w:ins w:id="666" w:author="PR Preview" w:date="2026-01-01T00:00:00Z">
         <w:r>
           <w:t xml:space="preserve">Let</w:t>
         </w:r>
       </w:ins>
-      <w:ins w:id="665" w:author="PR Preview" w:date="2026-01-01T00:00:00Z">
+      <w:ins w:id="667" w:author="PR Preview" w:date="2026-01-01T00:00:00Z">
         <w:r>
           <w:t xml:space="preserve"> </w:t>
         </w:r>
@@ -8310,17 +8350,17 @@
           </m:e>
         </m:acc>
       </m:oMath>
-      <w:ins w:id="666" w:author="PR Preview" w:date="2026-01-01T00:00:00Z">
-        <w:r>
-          <w:t xml:space="preserve"> </w:t>
-        </w:r>
-      </w:ins>
-      <w:ins w:id="667" w:author="PR Preview" w:date="2026-01-01T00:00:00Z">
+      <w:ins w:id="668" w:author="PR Preview" w:date="2026-01-01T00:00:00Z">
+        <w:r>
+          <w:t xml:space="preserve"> </w:t>
+        </w:r>
+      </w:ins>
+      <w:ins w:id="669" w:author="PR Preview" w:date="2026-01-01T00:00:00Z">
         <w:r>
           <w:t xml:space="preserve">have density</w:t>
         </w:r>
       </w:ins>
-      <w:ins w:id="668" w:author="PR Preview" w:date="2026-01-01T00:00:00Z">
+      <w:ins w:id="670" w:author="PR Preview" w:date="2026-01-01T00:00:00Z">
         <w:r>
           <w:t xml:space="preserve"> </w:t>
         </w:r>
@@ -8364,17 +8404,17 @@
           <m:t>)</m:t>
         </m:r>
       </m:oMath>
-      <w:ins w:id="669" w:author="PR Preview" w:date="2026-01-01T00:00:00Z">
-        <w:r>
-          <w:t xml:space="preserve"> </w:t>
-        </w:r>
-      </w:ins>
-      <w:ins w:id="670" w:author="PR Preview" w:date="2026-01-01T00:00:00Z">
+      <w:ins w:id="671" w:author="PR Preview" w:date="2026-01-01T00:00:00Z">
+        <w:r>
+          <w:t xml:space="preserve"> </w:t>
+        </w:r>
+      </w:ins>
+      <w:ins w:id="672" w:author="PR Preview" w:date="2026-01-01T00:00:00Z">
         <w:r>
           <w:t xml:space="preserve">for a scalar parameter</w:t>
         </w:r>
       </w:ins>
-      <w:ins w:id="671" w:author="PR Preview" w:date="2026-01-01T00:00:00Z">
+      <w:ins w:id="673" w:author="PR Preview" w:date="2026-01-01T00:00:00Z">
         <w:r>
           <w:t xml:space="preserve"> </w:t>
         </w:r>
@@ -8384,28 +8424,28 @@
           <m:t>θ</m:t>
         </m:r>
       </m:oMath>
-      <w:ins w:id="672" w:author="PR Preview" w:date="2026-01-01T00:00:00Z">
+      <w:ins w:id="674" w:author="PR Preview" w:date="2026-01-01T00:00:00Z">
         <w:r>
           <w:t xml:space="preserve">,</w:t>
         </w:r>
       </w:ins>
-      <w:ins w:id="673" w:author="PR Preview" w:date="2026-01-01T00:00:00Z">
-        <w:r>
-          <w:t xml:space="preserve"> </w:t>
-        </w:r>
-      </w:ins>
-      <w:ins w:id="674" w:author="PR Preview" w:date="2026-01-01T00:00:00Z">
+      <w:ins w:id="675" w:author="PR Preview" w:date="2026-01-01T00:00:00Z">
+        <w:r>
+          <w:t xml:space="preserve"> </w:t>
+        </w:r>
+      </w:ins>
+      <w:ins w:id="676" w:author="PR Preview" w:date="2026-01-01T00:00:00Z">
         <w:r>
           <w:t xml:space="preserve">under the assumptions of</w:t>
         </w:r>
       </w:ins>
-      <w:ins w:id="675" w:author="PR Preview" w:date="2026-01-01T00:00:00Z">
+      <w:ins w:id="677" w:author="PR Preview" w:date="2026-01-01T00:00:00Z">
         <w:r>
           <w:t xml:space="preserve"> </w:t>
         </w:r>
       </w:ins>
       <w:hyperlink r:id="rId46">
-        <w:ins w:id="676" w:author="PR Preview" w:date="2026-01-01T00:00:00Z">
+        <w:ins w:id="678" w:author="PR Preview" w:date="2026-01-01T00:00:00Z">
           <w:r>
             <w:rPr>
               <w:rStyle w:val="Hyperlink"/>
@@ -8414,39 +8454,53 @@
           </w:r>
         </w:ins>
       </w:hyperlink>
-      <w:ins w:id="677" w:author="PR Preview" w:date="2026-01-01T00:00:00Z">
+      <w:ins w:id="679" w:author="PR Preview" w:date="2026-01-01T00:00:00Z">
         <w:r>
           <w:t xml:space="preserve">,</w:t>
         </w:r>
       </w:ins>
-      <w:ins w:id="678" w:author="PR Preview" w:date="2026-01-01T00:00:00Z">
-        <w:r>
-          <w:t xml:space="preserve"> </w:t>
-        </w:r>
-      </w:ins>
-      <w:ins w:id="679" w:author="PR Preview" w:date="2026-01-01T00:00:00Z">
+      <w:ins w:id="680" w:author="PR Preview" w:date="2026-01-01T00:00:00Z">
+        <w:r>
+          <w:t xml:space="preserve"> </w:t>
+        </w:r>
+      </w:ins>
+      <w:ins w:id="681" w:author="PR Preview" w:date="2026-01-01T00:00:00Z">
         <w:r>
           <w:t xml:space="preserve">and let</w:t>
         </w:r>
       </w:ins>
-      <w:ins w:id="680" w:author="PR Preview" w:date="2026-01-01T00:00:00Z">
+      <w:ins w:id="682" w:author="PR Preview" w:date="2026-01-01T00:00:00Z">
         <w:r>
           <w:t xml:space="preserve"> </w:t>
         </w:r>
       </w:ins>
       <m:oMath>
-        <m:r>
-          <m:t>T</m:t>
-        </m:r>
+        <m:acc>
+          <m:accPr>
+            <m:chr m:val="̂"/>
+          </m:accPr>
+          <m:e>
+            <m:r>
+              <m:t>θ</m:t>
+            </m:r>
+          </m:e>
+        </m:acc>
         <m:r>
           <m:rPr>
             <m:sty m:val="p"/>
           </m:rPr>
           <m:t>=</m:t>
         </m:r>
-        <m:r>
-          <m:t>T</m:t>
-        </m:r>
+        <m:acc>
+          <m:accPr>
+            <m:chr m:val="̂"/>
+          </m:accPr>
+          <m:e>
+            <m:r>
+              <m:t>θ</m:t>
+            </m:r>
+          </m:e>
+        </m:acc>
         <m:r>
           <m:rPr>
             <m:sty m:val="p"/>
@@ -8470,23 +8524,23 @@
           <m:t>)</m:t>
         </m:r>
       </m:oMath>
-      <w:ins w:id="681" w:author="PR Preview" w:date="2026-01-01T00:00:00Z">
-        <w:r>
-          <w:t xml:space="preserve"> </w:t>
-        </w:r>
-      </w:ins>
-      <w:ins w:id="682" w:author="PR Preview" w:date="2026-01-01T00:00:00Z">
+      <w:ins w:id="683" w:author="PR Preview" w:date="2026-01-01T00:00:00Z">
+        <w:r>
+          <w:t xml:space="preserve"> </w:t>
+        </w:r>
+      </w:ins>
+      <w:ins w:id="684" w:author="PR Preview" w:date="2026-01-01T00:00:00Z">
         <w:r>
           <w:t xml:space="preserve">be an</w:t>
         </w:r>
       </w:ins>
-      <w:ins w:id="683" w:author="PR Preview" w:date="2026-01-01T00:00:00Z">
+      <w:ins w:id="685" w:author="PR Preview" w:date="2026-01-01T00:00:00Z">
         <w:r>
           <w:t xml:space="preserve"> </w:t>
         </w:r>
       </w:ins>
       <w:hyperlink r:id="rId17">
-        <w:ins w:id="684" w:author="PR Preview" w:date="2026-01-01T00:00:00Z">
+        <w:ins w:id="686" w:author="PR Preview" w:date="2026-01-01T00:00:00Z">
           <w:r>
             <w:rPr>
               <w:rStyle w:val="Hyperlink"/>
@@ -8495,17 +8549,17 @@
           </w:r>
         </w:ins>
       </w:hyperlink>
-      <w:ins w:id="685" w:author="PR Preview" w:date="2026-01-01T00:00:00Z">
-        <w:r>
-          <w:t xml:space="preserve"> </w:t>
-        </w:r>
-      </w:ins>
-      <w:ins w:id="686" w:author="PR Preview" w:date="2026-01-01T00:00:00Z">
+      <w:ins w:id="687" w:author="PR Preview" w:date="2026-01-01T00:00:00Z">
+        <w:r>
+          <w:t xml:space="preserve"> </w:t>
+        </w:r>
+      </w:ins>
+      <w:ins w:id="688" w:author="PR Preview" w:date="2026-01-01T00:00:00Z">
         <w:r>
           <w:t xml:space="preserve">estimator of</w:t>
         </w:r>
       </w:ins>
-      <w:ins w:id="687" w:author="PR Preview" w:date="2026-01-01T00:00:00Z">
+      <w:ins w:id="689" w:author="PR Preview" w:date="2026-01-01T00:00:00Z">
         <w:r>
           <w:t xml:space="preserve"> </w:t>
         </w:r>
@@ -8515,53 +8569,60 @@
           <m:t>θ</m:t>
         </m:r>
       </m:oMath>
-      <w:ins w:id="688" w:author="PR Preview" w:date="2026-01-01T00:00:00Z">
-        <w:r>
-          <w:t xml:space="preserve"> </w:t>
-        </w:r>
-      </w:ins>
-      <w:ins w:id="689" w:author="PR Preview" w:date="2026-01-01T00:00:00Z">
+      <w:ins w:id="690" w:author="PR Preview" w:date="2026-01-01T00:00:00Z">
+        <w:r>
+          <w:t xml:space="preserve"> </w:t>
+        </w:r>
+      </w:ins>
+      <w:ins w:id="691" w:author="PR Preview" w:date="2026-01-01T00:00:00Z">
         <w:r>
           <w:t xml:space="preserve">with finite variance.</w:t>
         </w:r>
       </w:ins>
-      <w:ins w:id="690" w:author="PR Preview" w:date="2026-01-01T00:00:00Z">
-        <w:r>
-          <w:t xml:space="preserve"> </w:t>
-        </w:r>
-      </w:ins>
-      <w:ins w:id="691" w:author="PR Preview" w:date="2026-01-01T00:00:00Z">
+      <w:ins w:id="692" w:author="PR Preview" w:date="2026-01-01T00:00:00Z">
+        <w:r>
+          <w:t xml:space="preserve"> </w:t>
+        </w:r>
+      </w:ins>
+      <w:ins w:id="693" w:author="PR Preview" w:date="2026-01-01T00:00:00Z">
         <w:r>
           <w:t xml:space="preserve">Show that the covariance of</w:t>
         </w:r>
       </w:ins>
-      <w:ins w:id="692" w:author="PR Preview" w:date="2026-01-01T00:00:00Z">
+      <w:ins w:id="694" w:author="PR Preview" w:date="2026-01-01T00:00:00Z">
         <w:r>
           <w:t xml:space="preserve"> </w:t>
         </w:r>
       </w:ins>
       <m:oMath>
-        <m:r>
-          <m:t>T</m:t>
-        </m:r>
+        <m:acc>
+          <m:accPr>
+            <m:chr m:val="̂"/>
+          </m:accPr>
+          <m:e>
+            <m:r>
+              <m:t>θ</m:t>
+            </m:r>
+          </m:e>
+        </m:acc>
       </m:oMath>
-      <w:ins w:id="693" w:author="PR Preview" w:date="2026-01-01T00:00:00Z">
-        <w:r>
-          <w:t xml:space="preserve"> </w:t>
-        </w:r>
-      </w:ins>
-      <w:ins w:id="694" w:author="PR Preview" w:date="2026-01-01T00:00:00Z">
+      <w:ins w:id="695" w:author="PR Preview" w:date="2026-01-01T00:00:00Z">
+        <w:r>
+          <w:t xml:space="preserve"> </w:t>
+        </w:r>
+      </w:ins>
+      <w:ins w:id="696" w:author="PR Preview" w:date="2026-01-01T00:00:00Z">
         <w:r>
           <w:t xml:space="preserve">with the</w:t>
         </w:r>
       </w:ins>
-      <w:ins w:id="695" w:author="PR Preview" w:date="2026-01-01T00:00:00Z">
+      <w:ins w:id="697" w:author="PR Preview" w:date="2026-01-01T00:00:00Z">
         <w:r>
           <w:t xml:space="preserve"> </w:t>
         </w:r>
       </w:ins>
       <w:hyperlink r:id="rId47">
-        <w:ins w:id="696" w:author="PR Preview" w:date="2026-01-01T00:00:00Z">
+        <w:ins w:id="698" w:author="PR Preview" w:date="2026-01-01T00:00:00Z">
           <w:r>
             <w:rPr>
               <w:rStyle w:val="Hyperlink"/>
@@ -8570,7 +8631,7 @@
           </w:r>
         </w:ins>
       </w:hyperlink>
-      <w:ins w:id="697" w:author="PR Preview" w:date="2026-01-01T00:00:00Z">
+      <w:ins w:id="699" w:author="PR Preview" w:date="2026-01-01T00:00:00Z">
         <w:r>
           <w:t xml:space="preserve"> </w:t>
         </w:r>
@@ -8623,27 +8684,27 @@
           <m:t>)</m:t>
         </m:r>
       </m:oMath>
-      <w:ins w:id="698" w:author="PR Preview" w:date="2026-01-01T00:00:00Z">
-        <w:r>
-          <w:t xml:space="preserve"> </w:t>
-        </w:r>
-      </w:ins>
-      <w:ins w:id="699" w:author="PR Preview" w:date="2026-01-01T00:00:00Z">
+      <w:ins w:id="700" w:author="PR Preview" w:date="2026-01-01T00:00:00Z">
+        <w:r>
+          <w:t xml:space="preserve"> </w:t>
+        </w:r>
+      </w:ins>
+      <w:ins w:id="701" w:author="PR Preview" w:date="2026-01-01T00:00:00Z">
         <w:r>
           <w:t xml:space="preserve">equals 1.</w:t>
         </w:r>
       </w:ins>
-      <w:ins w:id="700" w:author="PR Preview" w:date="2026-01-01T00:00:00Z">
-        <w:r>
-          <w:t xml:space="preserve"> </w:t>
-        </w:r>
-      </w:ins>
-      <w:ins w:id="701" w:author="PR Preview" w:date="2026-01-01T00:00:00Z">
+      <w:ins w:id="702" w:author="PR Preview" w:date="2026-01-01T00:00:00Z">
+        <w:r>
+          <w:t xml:space="preserve"> </w:t>
+        </w:r>
+      </w:ins>
+      <w:ins w:id="703" w:author="PR Preview" w:date="2026-01-01T00:00:00Z">
         <w:r>
           <w:t xml:space="preserve">Assume the derivative of</w:t>
         </w:r>
       </w:ins>
-      <w:ins w:id="702" w:author="PR Preview" w:date="2026-01-01T00:00:00Z">
+      <w:ins w:id="704" w:author="PR Preview" w:date="2026-01-01T00:00:00Z">
         <w:r>
           <w:t xml:space="preserve"> </w:t>
         </w:r>
@@ -8666,26 +8727,33 @@
             <m:grow/>
           </m:dPr>
           <m:e>
-            <m:r>
-              <m:t>T</m:t>
-            </m:r>
+            <m:acc>
+              <m:accPr>
+                <m:chr m:val="̂"/>
+              </m:accPr>
+              <m:e>
+                <m:r>
+                  <m:t>θ</m:t>
+                </m:r>
+              </m:e>
+            </m:acc>
           </m:e>
         </m:d>
         <m:r>
           <m:t>​</m:t>
         </m:r>
       </m:oMath>
-      <w:ins w:id="703" w:author="PR Preview" w:date="2026-01-01T00:00:00Z">
-        <w:r>
-          <w:t xml:space="preserve"> </w:t>
-        </w:r>
-      </w:ins>
-      <w:ins w:id="704" w:author="PR Preview" w:date="2026-01-01T00:00:00Z">
+      <w:ins w:id="705" w:author="PR Preview" w:date="2026-01-01T00:00:00Z">
+        <w:r>
+          <w:t xml:space="preserve"> </w:t>
+        </w:r>
+      </w:ins>
+      <w:ins w:id="706" w:author="PR Preview" w:date="2026-01-01T00:00:00Z">
         <w:r>
           <w:t xml:space="preserve">with respect to</w:t>
         </w:r>
       </w:ins>
-      <w:ins w:id="705" w:author="PR Preview" w:date="2026-01-01T00:00:00Z">
+      <w:ins w:id="707" w:author="PR Preview" w:date="2026-01-01T00:00:00Z">
         <w:r>
           <w:t xml:space="preserve"> </w:t>
         </w:r>
@@ -8695,12 +8763,12 @@
           <m:t>θ</m:t>
         </m:r>
       </m:oMath>
-      <w:ins w:id="706" w:author="PR Preview" w:date="2026-01-01T00:00:00Z">
-        <w:r>
-          <w:t xml:space="preserve"> </w:t>
-        </w:r>
-      </w:ins>
-      <w:ins w:id="707" w:author="PR Preview" w:date="2026-01-01T00:00:00Z">
+      <w:ins w:id="708" w:author="PR Preview" w:date="2026-01-01T00:00:00Z">
+        <w:r>
+          <w:t xml:space="preserve"> </w:t>
+        </w:r>
+      </w:ins>
+      <w:ins w:id="709" w:author="PR Preview" w:date="2026-01-01T00:00:00Z">
         <w:r>
           <w:t xml:space="preserve">can be taken inside the integral.</w:t>
         </w:r>
@@ -8712,7 +8780,7 @@
       <w:pPr>
         <w:pStyle w:val="BodyText"/>
       </w:pPr>
-      <w:ins w:id="708" w:author="PR Preview" w:date="2026-01-01T00:00:00Z">
+      <w:ins w:id="710" w:author="PR Preview" w:date="2026-01-01T00:00:00Z">
         <w:r>
           <w:rPr>
             <w:i/>
@@ -8721,23 +8789,23 @@
           <w:t xml:space="preserve">Solution 2</w:t>
         </w:r>
       </w:ins>
-      <w:ins w:id="709" w:author="PR Preview" w:date="2026-01-01T00:00:00Z">
+      <w:ins w:id="711" w:author="PR Preview" w:date="2026-01-01T00:00:00Z">
         <w:r>
           <w:t xml:space="preserve">. </w:t>
         </w:r>
       </w:ins>
-      <w:ins w:id="710" w:author="PR Preview" w:date="2026-01-01T00:00:00Z">
+      <w:ins w:id="712" w:author="PR Preview" w:date="2026-01-01T00:00:00Z">
         <w:r>
           <w:t xml:space="preserve">The score has mean zero by</w:t>
         </w:r>
       </w:ins>
-      <w:ins w:id="711" w:author="PR Preview" w:date="2026-01-01T00:00:00Z">
+      <w:ins w:id="713" w:author="PR Preview" w:date="2026-01-01T00:00:00Z">
         <w:r>
           <w:t xml:space="preserve"> </w:t>
         </w:r>
       </w:ins>
       <w:hyperlink r:id="rId46">
-        <w:ins w:id="712" w:author="PR Preview" w:date="2026-01-01T00:00:00Z">
+        <w:ins w:id="714" w:author="PR Preview" w:date="2026-01-01T00:00:00Z">
           <w:r>
             <w:rPr>
               <w:rStyle w:val="Hyperlink"/>
@@ -8746,28 +8814,28 @@
           </w:r>
         </w:ins>
       </w:hyperlink>
-      <w:ins w:id="713" w:author="PR Preview" w:date="2026-01-01T00:00:00Z">
+      <w:ins w:id="715" w:author="PR Preview" w:date="2026-01-01T00:00:00Z">
         <w:r>
           <w:t xml:space="preserve">.</w:t>
         </w:r>
       </w:ins>
-      <w:ins w:id="714" w:author="PR Preview" w:date="2026-01-01T00:00:00Z">
-        <w:r>
-          <w:t xml:space="preserve"> </w:t>
-        </w:r>
-      </w:ins>
-      <w:ins w:id="715" w:author="PR Preview" w:date="2026-01-01T00:00:00Z">
+      <w:ins w:id="716" w:author="PR Preview" w:date="2026-01-01T00:00:00Z">
+        <w:r>
+          <w:t xml:space="preserve"> </w:t>
+        </w:r>
+      </w:ins>
+      <w:ins w:id="717" w:author="PR Preview" w:date="2026-01-01T00:00:00Z">
         <w:r>
           <w:t xml:space="preserve">The step that rewrites the product of the score and the density uses</w:t>
         </w:r>
       </w:ins>
-      <w:ins w:id="716" w:author="PR Preview" w:date="2026-01-01T00:00:00Z">
+      <w:ins w:id="718" w:author="PR Preview" w:date="2026-01-01T00:00:00Z">
         <w:r>
           <w:t xml:space="preserve"> </w:t>
         </w:r>
       </w:ins>
       <w:hyperlink r:id="rId49">
-        <w:ins w:id="717" w:author="PR Preview" w:date="2026-01-01T00:00:00Z">
+        <w:ins w:id="719" w:author="PR Preview" w:date="2026-01-01T00:00:00Z">
           <w:r>
             <w:rPr>
               <w:rStyle w:val="Hyperlink"/>
@@ -8776,7 +8844,7 @@
           </w:r>
         </w:ins>
       </w:hyperlink>
-      <w:ins w:id="718" w:author="PR Preview" w:date="2026-01-01T00:00:00Z">
+      <w:ins w:id="720" w:author="PR Preview" w:date="2026-01-01T00:00:00Z">
         <w:r>
           <w:t xml:space="preserve">:</w:t>
         </w:r>
@@ -8810,9 +8878,16 @@
                   <m:grow/>
                 </m:dPr>
                 <m:e>
-                  <m:r>
-                    <m:t>T</m:t>
-                  </m:r>
+                  <m:acc>
+                    <m:accPr>
+                      <m:chr m:val="̂"/>
+                    </m:accPr>
+                    <m:e>
+                      <m:r>
+                        <m:t>θ</m:t>
+                      </m:r>
+                    </m:e>
+                  </m:acc>
                   <m:r>
                     <m:rPr>
                       <m:sty m:val="p"/>
@@ -8865,9 +8940,16 @@
                   <m:grow/>
                 </m:dPr>
                 <m:e>
-                  <m:r>
-                    <m:t>T</m:t>
-                  </m:r>
+                  <m:acc>
+                    <m:accPr>
+                      <m:chr m:val="̂"/>
+                    </m:accPr>
+                    <m:e>
+                      <m:r>
+                        <m:t>θ</m:t>
+                      </m:r>
+                    </m:e>
+                  </m:acc>
                   <m:sSup>
                     <m:e>
                       <m:r>
@@ -8911,9 +8993,16 @@
                   <m:grow/>
                 </m:dPr>
                 <m:e>
-                  <m:r>
-                    <m:t>T</m:t>
-                  </m:r>
+                  <m:acc>
+                    <m:accPr>
+                      <m:chr m:val="̂"/>
+                    </m:accPr>
+                    <m:e>
+                      <m:r>
+                        <m:t>θ</m:t>
+                      </m:r>
+                    </m:e>
+                  </m:acc>
                 </m:e>
               </m:d>
               <m:r>
@@ -9000,9 +9089,16 @@
                   <m:grow/>
                 </m:dPr>
                 <m:e>
-                  <m:r>
-                    <m:t>T</m:t>
-                  </m:r>
+                  <m:acc>
+                    <m:accPr>
+                      <m:chr m:val="̂"/>
+                    </m:accPr>
+                    <m:e>
+                      <m:r>
+                        <m:t>θ</m:t>
+                      </m:r>
+                    </m:e>
+                  </m:acc>
                   <m:sSup>
                     <m:e>
                       <m:r>
@@ -9046,9 +9142,16 @@
                   <m:grow/>
                 </m:dPr>
                 <m:e>
-                  <m:r>
-                    <m:t>T</m:t>
-                  </m:r>
+                  <m:acc>
+                    <m:accPr>
+                      <m:chr m:val="̂"/>
+                    </m:accPr>
+                    <m:e>
+                      <m:r>
+                        <m:t>θ</m:t>
+                      </m:r>
+                    </m:e>
+                  </m:acc>
                 </m:e>
               </m:d>
               <m:r>
@@ -9104,9 +9207,16 @@
                   <m:grow/>
                 </m:dPr>
                 <m:e>
-                  <m:r>
-                    <m:t>T</m:t>
-                  </m:r>
+                  <m:acc>
+                    <m:accPr>
+                      <m:chr m:val="̂"/>
+                    </m:accPr>
+                    <m:e>
+                      <m:r>
+                        <m:t>θ</m:t>
+                      </m:r>
+                    </m:e>
+                  </m:acc>
                   <m:sSup>
                     <m:e>
                       <m:r>
@@ -9205,9 +9315,16 @@
                   <m:grow/>
                 </m:dPr>
                 <m:e>
-                  <m:r>
-                    <m:t>T</m:t>
-                  </m:r>
+                  <m:acc>
+                    <m:accPr>
+                      <m:chr m:val="̂"/>
+                    </m:accPr>
+                    <m:e>
+                      <m:r>
+                        <m:t>θ</m:t>
+                      </m:r>
+                    </m:e>
+                  </m:acc>
                   <m:sSup>
                     <m:e>
                       <m:r>
@@ -9286,9 +9403,16 @@
                 </m:rPr>
                 <m:t>∫</m:t>
               </m:r>
-              <m:r>
-                <m:t>T</m:t>
-              </m:r>
+              <m:acc>
+                <m:accPr>
+                  <m:chr m:val="̂"/>
+                </m:accPr>
+                <m:e>
+                  <m:r>
+                    <m:t>θ</m:t>
+                  </m:r>
+                </m:e>
+              </m:acc>
               <m:r>
                 <m:rPr>
                   <m:sty m:val="p"/>
@@ -9446,9 +9570,16 @@
                 </m:rPr>
                 <m:t>∫</m:t>
               </m:r>
-              <m:r>
-                <m:t>T</m:t>
-              </m:r>
+              <m:acc>
+                <m:accPr>
+                  <m:chr m:val="̂"/>
+                </m:accPr>
+                <m:e>
+                  <m:r>
+                    <m:t>θ</m:t>
+                  </m:r>
+                </m:e>
+              </m:acc>
               <m:r>
                 <m:rPr>
                   <m:sty m:val="p"/>
@@ -9637,9 +9768,16 @@
                 </m:rPr>
                 <m:t>∫</m:t>
               </m:r>
-              <m:r>
-                <m:t>T</m:t>
-              </m:r>
+              <m:acc>
+                <m:accPr>
+                  <m:chr m:val="̂"/>
+                </m:accPr>
+                <m:e>
+                  <m:r>
+                    <m:t>θ</m:t>
+                  </m:r>
+                </m:e>
+              </m:acc>
               <m:r>
                 <m:rPr>
                   <m:sty m:val="p"/>
@@ -9753,7 +9891,7 @@
                   <m:nor/>
                   <m:sty m:val="p"/>
                 </m:rPr>
-                <m:t>(density derivative through its logarithm)</m:t>
+                <m:t>(derivative of a log density)</m:t>
               </m:r>
             </m:e>
             <m:e>
@@ -9796,9 +9934,16 @@
                 </m:rPr>
                 <m:t>∫</m:t>
               </m:r>
-              <m:r>
-                <m:t>T</m:t>
-              </m:r>
+              <m:acc>
+                <m:accPr>
+                  <m:chr m:val="̂"/>
+                </m:accPr>
+                <m:e>
+                  <m:r>
+                    <m:t>θ</m:t>
+                  </m:r>
+                </m:e>
+              </m:acc>
               <m:r>
                 <m:rPr>
                   <m:sty m:val="p"/>
@@ -9942,9 +10087,16 @@
                   <m:grow/>
                 </m:dPr>
                 <m:e>
-                  <m:r>
-                    <m:t>T</m:t>
-                  </m:r>
+                  <m:acc>
+                    <m:accPr>
+                      <m:chr m:val="̂"/>
+                    </m:accPr>
+                    <m:e>
+                      <m:r>
+                        <m:t>θ</m:t>
+                      </m:r>
+                    </m:e>
+                  </m:acc>
                 </m:e>
               </m:d>
               <m:r>
@@ -10014,9 +10166,16 @@
                 </m:rPr>
                 <m:t>(</m:t>
               </m:r>
-              <m:r>
-                <m:t>T</m:t>
-              </m:r>
+              <m:acc>
+                <m:accPr>
+                  <m:chr m:val="̂"/>
+                </m:accPr>
+                <m:e>
+                  <m:r>
+                    <m:t>θ</m:t>
+                  </m:r>
+                </m:e>
+              </m:acc>
               <m:r>
                 <m:rPr>
                   <m:nor/>
@@ -10082,7 +10241,7 @@
       <w:pPr>
         <w:pStyle w:val="FirstParagraph"/>
       </w:pPr>
-      <w:ins w:id="719" w:author="PR Preview" w:date="2026-01-01T00:00:00Z">
+      <w:ins w:id="721" w:author="PR Preview" w:date="2026-01-01T00:00:00Z">
         <w:r>
           <w:rPr>
             <w:b/>
@@ -10091,23 +10250,23 @@
           <w:t xml:space="preserve">Lemma 2 (Covariance of an unbiased estimator with the score)</w:t>
         </w:r>
       </w:ins>
-      <w:ins w:id="720" w:author="PR Preview" w:date="2026-01-01T00:00:00Z">
-        <w:r>
-          <w:t xml:space="preserve"> </w:t>
-        </w:r>
-      </w:ins>
-      <w:ins w:id="721" w:author="PR Preview" w:date="2026-01-01T00:00:00Z">
+      <w:ins w:id="722" w:author="PR Preview" w:date="2026-01-01T00:00:00Z">
+        <w:r>
+          <w:t xml:space="preserve"> </w:t>
+        </w:r>
+      </w:ins>
+      <w:ins w:id="723" w:author="PR Preview" w:date="2026-01-01T00:00:00Z">
         <w:r>
           <w:t xml:space="preserve">Under the assumptions of</w:t>
         </w:r>
       </w:ins>
-      <w:ins w:id="722" w:author="PR Preview" w:date="2026-01-01T00:00:00Z">
+      <w:ins w:id="724" w:author="PR Preview" w:date="2026-01-01T00:00:00Z">
         <w:r>
           <w:t xml:space="preserve"> </w:t>
         </w:r>
       </w:ins>
       <w:hyperlink w:anchor="exr-cov-estimator-score">
-        <w:ins w:id="723" w:author="PR Preview" w:date="2026-01-01T00:00:00Z">
+        <w:ins w:id="725" w:author="PR Preview" w:date="2026-01-01T00:00:00Z">
           <w:r>
             <w:rPr>
               <w:rStyle w:val="Hyperlink"/>
@@ -10116,42 +10275,49 @@
           </w:r>
         </w:ins>
       </w:hyperlink>
-      <w:ins w:id="724" w:author="PR Preview" w:date="2026-01-01T00:00:00Z">
+      <w:ins w:id="726" w:author="PR Preview" w:date="2026-01-01T00:00:00Z">
         <w:r>
           <w:t xml:space="preserve">,</w:t>
         </w:r>
       </w:ins>
-      <w:ins w:id="725" w:author="PR Preview" w:date="2026-01-01T00:00:00Z">
-        <w:r>
-          <w:t xml:space="preserve"> </w:t>
-        </w:r>
-      </w:ins>
-      <w:ins w:id="726" w:author="PR Preview" w:date="2026-01-01T00:00:00Z">
+      <w:ins w:id="727" w:author="PR Preview" w:date="2026-01-01T00:00:00Z">
+        <w:r>
+          <w:t xml:space="preserve"> </w:t>
+        </w:r>
+      </w:ins>
+      <w:ins w:id="728" w:author="PR Preview" w:date="2026-01-01T00:00:00Z">
         <w:r>
           <w:t xml:space="preserve">an unbiased estimator</w:t>
         </w:r>
       </w:ins>
-      <w:ins w:id="727" w:author="PR Preview" w:date="2026-01-01T00:00:00Z">
+      <w:ins w:id="729" w:author="PR Preview" w:date="2026-01-01T00:00:00Z">
         <w:r>
           <w:t xml:space="preserve"> </w:t>
         </w:r>
       </w:ins>
       <m:oMath>
-        <m:r>
-          <m:t>T</m:t>
-        </m:r>
+        <m:acc>
+          <m:accPr>
+            <m:chr m:val="̂"/>
+          </m:accPr>
+          <m:e>
+            <m:r>
+              <m:t>θ</m:t>
+            </m:r>
+          </m:e>
+        </m:acc>
       </m:oMath>
-      <w:ins w:id="728" w:author="PR Preview" w:date="2026-01-01T00:00:00Z">
-        <w:r>
-          <w:t xml:space="preserve"> </w:t>
-        </w:r>
-      </w:ins>
-      <w:ins w:id="729" w:author="PR Preview" w:date="2026-01-01T00:00:00Z">
+      <w:ins w:id="730" w:author="PR Preview" w:date="2026-01-01T00:00:00Z">
+        <w:r>
+          <w:t xml:space="preserve"> </w:t>
+        </w:r>
+      </w:ins>
+      <w:ins w:id="731" w:author="PR Preview" w:date="2026-01-01T00:00:00Z">
         <w:r>
           <w:t xml:space="preserve">of</w:t>
         </w:r>
       </w:ins>
-      <w:ins w:id="730" w:author="PR Preview" w:date="2026-01-01T00:00:00Z">
+      <w:ins w:id="732" w:author="PR Preview" w:date="2026-01-01T00:00:00Z">
         <w:r>
           <w:t xml:space="preserve"> </w:t>
         </w:r>
@@ -10161,12 +10327,12 @@
           <m:t>θ</m:t>
         </m:r>
       </m:oMath>
-      <w:ins w:id="731" w:author="PR Preview" w:date="2026-01-01T00:00:00Z">
-        <w:r>
-          <w:t xml:space="preserve"> </w:t>
-        </w:r>
-      </w:ins>
-      <w:ins w:id="732" w:author="PR Preview" w:date="2026-01-01T00:00:00Z">
+      <w:ins w:id="733" w:author="PR Preview" w:date="2026-01-01T00:00:00Z">
+        <w:r>
+          <w:t xml:space="preserve"> </w:t>
+        </w:r>
+      </w:ins>
+      <w:ins w:id="734" w:author="PR Preview" w:date="2026-01-01T00:00:00Z">
         <w:r>
           <w:t xml:space="preserve">has covariance 1 with the score:</w:t>
         </w:r>
@@ -10199,9 +10365,16 @@
               <m:grow/>
             </m:dPr>
             <m:e>
-              <m:r>
-                <m:t>T</m:t>
-              </m:r>
+              <m:acc>
+                <m:accPr>
+                  <m:chr m:val="̂"/>
+                </m:accPr>
+                <m:e>
+                  <m:r>
+                    <m:t>θ</m:t>
+                  </m:r>
+                </m:e>
+              </m:acc>
               <m:r>
                 <m:rPr>
                   <m:sty m:val="p"/>
@@ -10295,7 +10468,7 @@
       <w:pPr>
         <w:pStyle w:val="FirstParagraph"/>
       </w:pPr>
-      <w:ins w:id="733" w:author="PR Preview" w:date="2026-01-01T00:00:00Z">
+      <w:ins w:id="735" w:author="PR Preview" w:date="2026-01-01T00:00:00Z">
         <w:r>
           <w:rPr>
             <w:i/>
@@ -10304,23 +10477,23 @@
           <w:t xml:space="preserve">Proof</w:t>
         </w:r>
       </w:ins>
-      <w:ins w:id="734" w:author="PR Preview" w:date="2026-01-01T00:00:00Z">
+      <w:ins w:id="736" w:author="PR Preview" w:date="2026-01-01T00:00:00Z">
         <w:r>
           <w:t xml:space="preserve">. </w:t>
         </w:r>
       </w:ins>
-      <w:ins w:id="735" w:author="PR Preview" w:date="2026-01-01T00:00:00Z">
+      <w:ins w:id="737" w:author="PR Preview" w:date="2026-01-01T00:00:00Z">
         <w:r>
           <w:t xml:space="preserve">This is the solution to</w:t>
         </w:r>
       </w:ins>
-      <w:ins w:id="736" w:author="PR Preview" w:date="2026-01-01T00:00:00Z">
+      <w:ins w:id="738" w:author="PR Preview" w:date="2026-01-01T00:00:00Z">
         <w:r>
           <w:t xml:space="preserve"> </w:t>
         </w:r>
       </w:ins>
       <w:hyperlink w:anchor="exr-cov-estimator-score">
-        <w:ins w:id="737" w:author="PR Preview" w:date="2026-01-01T00:00:00Z">
+        <w:ins w:id="739" w:author="PR Preview" w:date="2026-01-01T00:00:00Z">
           <w:r>
             <w:rPr>
               <w:rStyle w:val="Hyperlink"/>
@@ -10329,18 +10502,18 @@
           </w:r>
         </w:ins>
       </w:hyperlink>
-      <w:ins w:id="738" w:author="PR Preview" w:date="2026-01-01T00:00:00Z">
+      <w:ins w:id="740" w:author="PR Preview" w:date="2026-01-01T00:00:00Z">
         <w:r>
           <w:t xml:space="preserve">.</w:t>
         </w:r>
       </w:ins>
     </w:p>
-    <w:bookmarkStart w:id="55" w:name="thm-cramer-rao"/>
+    <w:bookmarkStart w:id="57" w:name="thm-cramer-rao"/>
     <w:p>
       <w:pPr>
         <w:pStyle w:val="BodyText"/>
       </w:pPr>
-      <w:ins w:id="739" w:author="PR Preview" w:date="2026-01-01T00:00:00Z">
+      <w:ins w:id="741" w:author="PR Preview" w:date="2026-01-01T00:00:00Z">
         <w:r>
           <w:rPr>
             <w:b/>
@@ -10349,23 +10522,23 @@
           <w:t xml:space="preserve">Theorem 2 (Cramér–Rao lower bound)</w:t>
         </w:r>
       </w:ins>
-      <w:ins w:id="740" w:author="PR Preview" w:date="2026-01-01T00:00:00Z">
-        <w:r>
-          <w:t xml:space="preserve"> </w:t>
-        </w:r>
-      </w:ins>
-      <w:ins w:id="741" w:author="PR Preview" w:date="2026-01-01T00:00:00Z">
+      <w:ins w:id="742" w:author="PR Preview" w:date="2026-01-01T00:00:00Z">
+        <w:r>
+          <w:t xml:space="preserve"> </w:t>
+        </w:r>
+      </w:ins>
+      <w:ins w:id="743" w:author="PR Preview" w:date="2026-01-01T00:00:00Z">
         <w:r>
           <w:t xml:space="preserve">Under the assumptions of</w:t>
         </w:r>
       </w:ins>
-      <w:ins w:id="742" w:author="PR Preview" w:date="2026-01-01T00:00:00Z">
+      <w:ins w:id="744" w:author="PR Preview" w:date="2026-01-01T00:00:00Z">
         <w:r>
           <w:t xml:space="preserve"> </w:t>
         </w:r>
       </w:ins>
       <w:hyperlink w:anchor="exr-cov-estimator-score">
-        <w:ins w:id="743" w:author="PR Preview" w:date="2026-01-01T00:00:00Z">
+        <w:ins w:id="745" w:author="PR Preview" w:date="2026-01-01T00:00:00Z">
           <w:r>
             <w:rPr>
               <w:rStyle w:val="Hyperlink"/>
@@ -10374,28 +10547,28 @@
           </w:r>
         </w:ins>
       </w:hyperlink>
-      <w:ins w:id="744" w:author="PR Preview" w:date="2026-01-01T00:00:00Z">
+      <w:ins w:id="746" w:author="PR Preview" w:date="2026-01-01T00:00:00Z">
         <w:r>
           <w:t xml:space="preserve">,</w:t>
         </w:r>
       </w:ins>
-      <w:ins w:id="745" w:author="PR Preview" w:date="2026-01-01T00:00:00Z">
-        <w:r>
-          <w:t xml:space="preserve"> </w:t>
-        </w:r>
-      </w:ins>
-      <w:ins w:id="746" w:author="PR Preview" w:date="2026-01-01T00:00:00Z">
+      <w:ins w:id="747" w:author="PR Preview" w:date="2026-01-01T00:00:00Z">
+        <w:r>
+          <w:t xml:space="preserve"> </w:t>
+        </w:r>
+      </w:ins>
+      <w:ins w:id="748" w:author="PR Preview" w:date="2026-01-01T00:00:00Z">
         <w:r>
           <w:t xml:space="preserve">suppose the</w:t>
         </w:r>
       </w:ins>
-      <w:ins w:id="747" w:author="PR Preview" w:date="2026-01-01T00:00:00Z">
+      <w:ins w:id="749" w:author="PR Preview" w:date="2026-01-01T00:00:00Z">
         <w:r>
           <w:t xml:space="preserve"> </w:t>
         </w:r>
       </w:ins>
       <w:hyperlink r:id="rId53">
-        <w:ins w:id="748" w:author="PR Preview" w:date="2026-01-01T00:00:00Z">
+        <w:ins w:id="750" w:author="PR Preview" w:date="2026-01-01T00:00:00Z">
           <w:r>
             <w:rPr>
               <w:rStyle w:val="Hyperlink"/>
@@ -10404,17 +10577,17 @@
           </w:r>
         </w:ins>
       </w:hyperlink>
-      <w:ins w:id="749" w:author="PR Preview" w:date="2026-01-01T00:00:00Z">
-        <w:r>
-          <w:t xml:space="preserve"> </w:t>
-        </w:r>
-      </w:ins>
-      <w:ins w:id="750" w:author="PR Preview" w:date="2026-01-01T00:00:00Z">
+      <w:ins w:id="751" w:author="PR Preview" w:date="2026-01-01T00:00:00Z">
+        <w:r>
+          <w:t xml:space="preserve"> </w:t>
+        </w:r>
+      </w:ins>
+      <w:ins w:id="752" w:author="PR Preview" w:date="2026-01-01T00:00:00Z">
         <w:r>
           <w:t xml:space="preserve">satisfies</w:t>
         </w:r>
       </w:ins>
-      <w:ins w:id="751" w:author="PR Preview" w:date="2026-01-01T00:00:00Z">
+      <w:ins w:id="753" w:author="PR Preview" w:date="2026-01-01T00:00:00Z">
         <w:r>
           <w:t xml:space="preserve"> </w:t>
         </w:r>
@@ -10464,42 +10637,49 @@
           <m:t>∞</m:t>
         </m:r>
       </m:oMath>
-      <w:ins w:id="752" w:author="PR Preview" w:date="2026-01-01T00:00:00Z">
+      <w:ins w:id="754" w:author="PR Preview" w:date="2026-01-01T00:00:00Z">
         <w:r>
           <w:t xml:space="preserve">.</w:t>
         </w:r>
       </w:ins>
-      <w:ins w:id="753" w:author="PR Preview" w:date="2026-01-01T00:00:00Z">
-        <w:r>
-          <w:t xml:space="preserve"> </w:t>
-        </w:r>
-      </w:ins>
-      <w:ins w:id="754" w:author="PR Preview" w:date="2026-01-01T00:00:00Z">
+      <w:ins w:id="755" w:author="PR Preview" w:date="2026-01-01T00:00:00Z">
+        <w:r>
+          <w:t xml:space="preserve"> </w:t>
+        </w:r>
+      </w:ins>
+      <w:ins w:id="756" w:author="PR Preview" w:date="2026-01-01T00:00:00Z">
         <w:r>
           <w:t xml:space="preserve">Then every unbiased estimator</w:t>
         </w:r>
       </w:ins>
-      <w:ins w:id="755" w:author="PR Preview" w:date="2026-01-01T00:00:00Z">
+      <w:ins w:id="757" w:author="PR Preview" w:date="2026-01-01T00:00:00Z">
         <w:r>
           <w:t xml:space="preserve"> </w:t>
         </w:r>
       </w:ins>
       <m:oMath>
-        <m:r>
-          <m:t>T</m:t>
-        </m:r>
+        <m:acc>
+          <m:accPr>
+            <m:chr m:val="̂"/>
+          </m:accPr>
+          <m:e>
+            <m:r>
+              <m:t>θ</m:t>
+            </m:r>
+          </m:e>
+        </m:acc>
       </m:oMath>
-      <w:ins w:id="756" w:author="PR Preview" w:date="2026-01-01T00:00:00Z">
-        <w:r>
-          <w:t xml:space="preserve"> </w:t>
-        </w:r>
-      </w:ins>
-      <w:ins w:id="757" w:author="PR Preview" w:date="2026-01-01T00:00:00Z">
+      <w:ins w:id="758" w:author="PR Preview" w:date="2026-01-01T00:00:00Z">
+        <w:r>
+          <w:t xml:space="preserve"> </w:t>
+        </w:r>
+      </w:ins>
+      <w:ins w:id="759" w:author="PR Preview" w:date="2026-01-01T00:00:00Z">
         <w:r>
           <w:t xml:space="preserve">of</w:t>
         </w:r>
       </w:ins>
-      <w:ins w:id="758" w:author="PR Preview" w:date="2026-01-01T00:00:00Z">
+      <w:ins w:id="760" w:author="PR Preview" w:date="2026-01-01T00:00:00Z">
         <w:r>
           <w:t xml:space="preserve"> </w:t>
         </w:r>
@@ -10509,22 +10689,22 @@
           <m:t>θ</m:t>
         </m:r>
       </m:oMath>
-      <w:ins w:id="759" w:author="PR Preview" w:date="2026-01-01T00:00:00Z">
-        <w:r>
-          <w:t xml:space="preserve"> </w:t>
-        </w:r>
-      </w:ins>
-      <w:ins w:id="760" w:author="PR Preview" w:date="2026-01-01T00:00:00Z">
+      <w:ins w:id="761" w:author="PR Preview" w:date="2026-01-01T00:00:00Z">
+        <w:r>
+          <w:t xml:space="preserve"> </w:t>
+        </w:r>
+      </w:ins>
+      <w:ins w:id="762" w:author="PR Preview" w:date="2026-01-01T00:00:00Z">
         <w:r>
           <w:t xml:space="preserve">has variance at least</w:t>
         </w:r>
       </w:ins>
-      <w:ins w:id="761" w:author="PR Preview" w:date="2026-01-01T00:00:00Z">
-        <w:r>
-          <w:t xml:space="preserve"> </w:t>
-        </w:r>
-      </w:ins>
-      <w:ins w:id="762" w:author="PR Preview" w:date="2026-01-01T00:00:00Z">
+      <w:ins w:id="763" w:author="PR Preview" w:date="2026-01-01T00:00:00Z">
+        <w:r>
+          <w:t xml:space="preserve"> </w:t>
+        </w:r>
+      </w:ins>
+      <w:ins w:id="764" w:author="PR Preview" w:date="2026-01-01T00:00:00Z">
         <w:r>
           <w:t xml:space="preserve">the reciprocal of the expected information:</w:t>
         </w:r>
@@ -10557,9 +10737,16 @@
               <m:grow/>
             </m:dPr>
             <m:e>
-              <m:r>
-                <m:t>T</m:t>
-              </m:r>
+              <m:acc>
+                <m:accPr>
+                  <m:chr m:val="̂"/>
+                </m:accPr>
+                <m:e>
+                  <m:r>
+                    <m:t>θ</m:t>
+                  </m:r>
+                </m:e>
+              </m:acc>
             </m:e>
           </m:d>
           <m:r>
@@ -10627,12 +10814,149 @@
       </m:oMathPara>
       <w:bookmarkEnd w:id="54"/>
     </w:p>
-    <w:bookmarkEnd w:id="55"/>
+    <w:tbl>
+      <w:tblPr>
+        <w:tblStyle w:val="Table"/>
+        <w:tblLook w:firstRow="0" w:lastRow="0" w:firstColumn="0" w:lastColumn="0" w:noHBand="0" w:noVBand="0" w:val="0000"/>
+        <w:tblBorders>
+          <w:top w:val="single" w:sz="4" w:space="0" w:color="0758E5"/>
+          <w:left w:val="single" w:sz="24" w:space="0" w:color="0758E5"/>
+          <w:bottom w:val="single" w:sz="4" w:space="0" w:color="0758E5"/>
+          <w:right w:val="single" w:sz="4" w:space="0" w:color="0758E5"/>
+        </w:tblBorders>
+        <w:tblCellMar>
+          <w:left w:w="144" w:type="dxa"/>
+          <w:right w:w="144" w:type="dxa"/>
+        </w:tblCellMar>
+        <w:tblLook w:firstRow="0" w:lastRow="0" w:firstColumn="0" w:lastColumn="0" w:noHBand="0" w:noVBand="0" w:val="0000"/>
+      </w:tblPr>
+      <w:tr>
+        <w:trPr>
+          <w:cantSplit/>
+        </w:trPr>
+        <w:tc>
+          <w:tcPr>
+            <w:shd w:color="auto" w:fill="dae6fb" w:val="clear"/>
+            <w:tcMar>
+              <w:top w:w="92" w:type="dxa"/>
+              <w:bottom w:w="92" w:type="dxa"/>
+            </w:tcMar>
+          </w:tcPr>
+          <w:p>
+            <w:pPr>
+              <w:pStyle w:val="FirstParagraph"/>
+            </w:pPr>
+            <w:pPr>
+              <w:spacing w:before="0" w:after="0"/>
+              <w:textAlignment w:val="center"/>
+            </w:pPr>
+            <w:r>
+              <w:drawing>
+                <wp:inline>
+                  <wp:extent cx="152400" cy="152400"/>
+                  <wp:effectExtent b="0" l="0" r="0" t="0"/>
+                  <wp:docPr descr="" title="" id="55" name="Picture"/>
+                  <a:graphic>
+                    <a:graphicData uri="http://schemas.openxmlformats.org/drawingml/2006/picture">
+                      <pic:pic>
+                        <pic:nvPicPr>
+                          <pic:cNvPr descr="/opt/quarto/share/formats/docx/note.png" id="56" name="Picture"/>
+                          <pic:cNvPicPr>
+                            <a:picLocks noChangeArrowheads="1" noChangeAspect="1"/>
+                          </pic:cNvPicPr>
+                        </pic:nvPicPr>
+                        <pic:blipFill>
+                          <a:blip r:embed="rId12"/>
+                          <a:stretch>
+                            <a:fillRect/>
+                          </a:stretch>
+                        </pic:blipFill>
+                        <pic:spPr bwMode="auto">
+                          <a:xfrm>
+                            <a:off x="0" y="0"/>
+                            <a:ext cx="152400" cy="152400"/>
+                          </a:xfrm>
+                          <a:prstGeom prst="rect">
+                            <a:avLst/>
+                          </a:prstGeom>
+                          <a:noFill/>
+                          <a:ln w="9525">
+                            <a:noFill/>
+                            <a:headEnd/>
+                            <a:tailEnd/>
+                          </a:ln>
+                        </pic:spPr>
+                      </pic:pic>
+                    </a:graphicData>
+                  </a:graphic>
+                </wp:inline>
+              </w:drawing>
+            </w:r>
+            <w:r>
+              <w:t xml:space="preserve"> </w:t>
+            </w:r>
+            <w:r>
+              <w:t xml:space="preserve"> </w:t>
+            </w:r>
+            <w:r>
+              <w:t xml:space="preserve">Source</w:t>
+            </w:r>
+          </w:p>
+        </w:tc>
+      </w:tr>
+      <w:tr>
+        <w:trPr>
+          <w:cantSplit/>
+        </w:trPr>
+        <w:tc>
+          <w:tcPr>
+            <w:tcMar>
+              <w:top w:w="108" w:type="dxa"/>
+              <w:bottom w:w="108" w:type="dxa"/>
+            </w:tcMar>
+          </w:tcPr>
+          <w:p>
+            <w:pPr>
+              <w:pStyle w:val="BodyText"/>
+            </w:pPr>
+            <w:pPr>
+              <w:spacing w:before="16" w:after="16"/>
+            </w:pPr>
+            <w:r>
+              <w:t xml:space="preserve">Rao (1945)</w:t>
+            </w:r>
+            <w:r>
+              <w:t xml:space="preserve">;</w:t>
+            </w:r>
+            <w:r>
+              <w:t xml:space="preserve"> </w:t>
+            </w:r>
+            <w:r>
+              <w:t xml:space="preserve">Cramér (1946)</w:t>
+            </w:r>
+            <w:r>
+              <w:t xml:space="preserve">;</w:t>
+            </w:r>
+            <w:r>
+              <w:t xml:space="preserve"> </w:t>
+            </w:r>
+            <w:r>
+              <w:t xml:space="preserve">Casella and Berger (2002, Thm. 7.3.9, p. 335)</w:t>
+            </w:r>
+            <w:r>
+              <w:t xml:space="preserve">.</w:t>
+            </w:r>
+          </w:p>
+          <w:p/>
+        </w:tc>
+      </w:tr>
+    </w:tbl>
+    <w:bookmarkEnd w:id="57"/>
     <w:p>
       <w:pPr>
-        <w:pStyle w:val="FirstParagraph"/>
+        <w:pStyle w:val="BodyText"/>
       </w:pPr>
-      <w:ins w:id="763" w:author="PR Preview" w:date="2026-01-01T00:00:00Z">
+      <w:ins w:id="765" w:author="PR Preview" w:date="2026-01-01T00:00:00Z">
         <w:r>
           <w:rPr>
             <w:i/>
@@ -10641,17 +10965,17 @@
           <w:t xml:space="preserve">Proof</w:t>
         </w:r>
       </w:ins>
-      <w:ins w:id="764" w:author="PR Preview" w:date="2026-01-01T00:00:00Z">
+      <w:ins w:id="766" w:author="PR Preview" w:date="2026-01-01T00:00:00Z">
         <w:r>
           <w:t xml:space="preserve">. </w:t>
         </w:r>
       </w:ins>
-      <w:ins w:id="765" w:author="PR Preview" w:date="2026-01-01T00:00:00Z">
+      <w:ins w:id="767" w:author="PR Preview" w:date="2026-01-01T00:00:00Z">
         <w:r>
           <w:t xml:space="preserve">The score has variance</w:t>
         </w:r>
       </w:ins>
-      <w:ins w:id="766" w:author="PR Preview" w:date="2026-01-01T00:00:00Z">
+      <w:ins w:id="768" w:author="PR Preview" w:date="2026-01-01T00:00:00Z">
         <w:r>
           <w:t xml:space="preserve"> </w:t>
         </w:r>
@@ -10689,23 +11013,23 @@
           <m:t>0</m:t>
         </m:r>
       </m:oMath>
-      <w:ins w:id="767" w:author="PR Preview" w:date="2026-01-01T00:00:00Z">
-        <w:r>
-          <w:t xml:space="preserve"> </w:t>
-        </w:r>
-      </w:ins>
-      <w:ins w:id="768" w:author="PR Preview" w:date="2026-01-01T00:00:00Z">
+      <w:ins w:id="769" w:author="PR Preview" w:date="2026-01-01T00:00:00Z">
+        <w:r>
+          <w:t xml:space="preserve"> </w:t>
+        </w:r>
+      </w:ins>
+      <w:ins w:id="770" w:author="PR Preview" w:date="2026-01-01T00:00:00Z">
         <w:r>
           <w:t xml:space="preserve">by</w:t>
         </w:r>
       </w:ins>
-      <w:ins w:id="769" w:author="PR Preview" w:date="2026-01-01T00:00:00Z">
-        <w:r>
-          <w:t xml:space="preserve"> </w:t>
-        </w:r>
-      </w:ins>
-      <w:hyperlink r:id="rId56">
-        <w:ins w:id="770" w:author="PR Preview" w:date="2026-01-01T00:00:00Z">
+      <w:ins w:id="771" w:author="PR Preview" w:date="2026-01-01T00:00:00Z">
+        <w:r>
+          <w:t xml:space="preserve"> </w:t>
+        </w:r>
+      </w:ins>
+      <w:hyperlink r:id="rId58">
+        <w:ins w:id="772" w:author="PR Preview" w:date="2026-01-01T00:00:00Z">
           <w:r>
             <w:rPr>
               <w:rStyle w:val="Hyperlink"/>
@@ -10714,22 +11038,22 @@
           </w:r>
         </w:ins>
       </w:hyperlink>
-      <w:ins w:id="771" w:author="PR Preview" w:date="2026-01-01T00:00:00Z">
+      <w:ins w:id="773" w:author="PR Preview" w:date="2026-01-01T00:00:00Z">
         <w:r>
           <w:t xml:space="preserve">,</w:t>
         </w:r>
       </w:ins>
-      <w:ins w:id="772" w:author="PR Preview" w:date="2026-01-01T00:00:00Z">
-        <w:r>
-          <w:t xml:space="preserve"> </w:t>
-        </w:r>
-      </w:ins>
-      <w:ins w:id="773" w:author="PR Preview" w:date="2026-01-01T00:00:00Z">
+      <w:ins w:id="774" w:author="PR Preview" w:date="2026-01-01T00:00:00Z">
+        <w:r>
+          <w:t xml:space="preserve"> </w:t>
+        </w:r>
+      </w:ins>
+      <w:ins w:id="775" w:author="PR Preview" w:date="2026-01-01T00:00:00Z">
         <w:r>
           <w:t xml:space="preserve">and</w:t>
         </w:r>
       </w:ins>
-      <w:ins w:id="774" w:author="PR Preview" w:date="2026-01-01T00:00:00Z">
+      <w:ins w:id="776" w:author="PR Preview" w:date="2026-01-01T00:00:00Z">
         <w:r>
           <w:t xml:space="preserve"> </w:t>
         </w:r>
@@ -10752,9 +11076,16 @@
             <m:grow/>
           </m:dPr>
           <m:e>
-            <m:r>
-              <m:t>T</m:t>
-            </m:r>
+            <m:acc>
+              <m:accPr>
+                <m:chr m:val="̂"/>
+              </m:accPr>
+              <m:e>
+                <m:r>
+                  <m:t>θ</m:t>
+                </m:r>
+              </m:e>
+            </m:acc>
             <m:r>
               <m:rPr>
                 <m:sty m:val="p"/>
@@ -10791,23 +11122,23 @@
           <m:t>1</m:t>
         </m:r>
       </m:oMath>
-      <w:ins w:id="775" w:author="PR Preview" w:date="2026-01-01T00:00:00Z">
-        <w:r>
-          <w:t xml:space="preserve"> </w:t>
-        </w:r>
-      </w:ins>
-      <w:ins w:id="776" w:author="PR Preview" w:date="2026-01-01T00:00:00Z">
+      <w:ins w:id="777" w:author="PR Preview" w:date="2026-01-01T00:00:00Z">
+        <w:r>
+          <w:t xml:space="preserve"> </w:t>
+        </w:r>
+      </w:ins>
+      <w:ins w:id="778" w:author="PR Preview" w:date="2026-01-01T00:00:00Z">
         <w:r>
           <w:t xml:space="preserve">by</w:t>
         </w:r>
       </w:ins>
-      <w:ins w:id="777" w:author="PR Preview" w:date="2026-01-01T00:00:00Z">
+      <w:ins w:id="779" w:author="PR Preview" w:date="2026-01-01T00:00:00Z">
         <w:r>
           <w:t xml:space="preserve"> </w:t>
         </w:r>
       </w:ins>
       <w:hyperlink w:anchor="lem-cov-estimator-score">
-        <w:ins w:id="778" w:author="PR Preview" w:date="2026-01-01T00:00:00Z">
+        <w:ins w:id="780" w:author="PR Preview" w:date="2026-01-01T00:00:00Z">
           <w:r>
             <w:rPr>
               <w:rStyle w:val="Hyperlink"/>
@@ -10816,32 +11147,32 @@
           </w:r>
         </w:ins>
       </w:hyperlink>
-      <w:ins w:id="779" w:author="PR Preview" w:date="2026-01-01T00:00:00Z">
+      <w:ins w:id="781" w:author="PR Preview" w:date="2026-01-01T00:00:00Z">
         <w:r>
           <w:t xml:space="preserve">.</w:t>
         </w:r>
       </w:ins>
-      <w:ins w:id="780" w:author="PR Preview" w:date="2026-01-01T00:00:00Z">
-        <w:r>
-          <w:t xml:space="preserve"> </w:t>
-        </w:r>
-      </w:ins>
-      <w:ins w:id="781" w:author="PR Preview" w:date="2026-01-01T00:00:00Z">
+      <w:ins w:id="782" w:author="PR Preview" w:date="2026-01-01T00:00:00Z">
+        <w:r>
+          <w:t xml:space="preserve"> </w:t>
+        </w:r>
+      </w:ins>
+      <w:ins w:id="783" w:author="PR Preview" w:date="2026-01-01T00:00:00Z">
         <w:r>
           <w:t xml:space="preserve">A constant has covariance zero with every random variable,</w:t>
         </w:r>
       </w:ins>
-      <w:ins w:id="782" w:author="PR Preview" w:date="2026-01-01T00:00:00Z">
-        <w:r>
-          <w:t xml:space="preserve"> </w:t>
-        </w:r>
-      </w:ins>
-      <w:ins w:id="783" w:author="PR Preview" w:date="2026-01-01T00:00:00Z">
+      <w:ins w:id="784" w:author="PR Preview" w:date="2026-01-01T00:00:00Z">
+        <w:r>
+          <w:t xml:space="preserve"> </w:t>
+        </w:r>
+      </w:ins>
+      <w:ins w:id="785" w:author="PR Preview" w:date="2026-01-01T00:00:00Z">
         <w:r>
           <w:t xml:space="preserve">so</w:t>
         </w:r>
       </w:ins>
-      <w:ins w:id="784" w:author="PR Preview" w:date="2026-01-01T00:00:00Z">
+      <w:ins w:id="786" w:author="PR Preview" w:date="2026-01-01T00:00:00Z">
         <w:r>
           <w:t xml:space="preserve"> </w:t>
         </w:r>
@@ -10864,9 +11195,16 @@
             <m:grow/>
           </m:dPr>
           <m:e>
-            <m:r>
-              <m:t>T</m:t>
-            </m:r>
+            <m:acc>
+              <m:accPr>
+                <m:chr m:val="̂"/>
+              </m:accPr>
+              <m:e>
+                <m:r>
+                  <m:t>θ</m:t>
+                </m:r>
+              </m:e>
+            </m:acc>
           </m:e>
         </m:d>
         <m:r>
@@ -10882,28 +11220,28 @@
           <m:t>0</m:t>
         </m:r>
       </m:oMath>
-      <w:ins w:id="785" w:author="PR Preview" w:date="2026-01-01T00:00:00Z">
+      <w:ins w:id="787" w:author="PR Preview" w:date="2026-01-01T00:00:00Z">
         <w:r>
           <w:t xml:space="preserve">.</w:t>
         </w:r>
       </w:ins>
-      <w:ins w:id="786" w:author="PR Preview" w:date="2026-01-01T00:00:00Z">
-        <w:r>
-          <w:t xml:space="preserve"> </w:t>
-        </w:r>
-      </w:ins>
-      <w:ins w:id="787" w:author="PR Preview" w:date="2026-01-01T00:00:00Z">
+      <w:ins w:id="788" w:author="PR Preview" w:date="2026-01-01T00:00:00Z">
+        <w:r>
+          <w:t xml:space="preserve"> </w:t>
+        </w:r>
+      </w:ins>
+      <w:ins w:id="789" w:author="PR Preview" w:date="2026-01-01T00:00:00Z">
         <w:r>
           <w:t xml:space="preserve">The</w:t>
         </w:r>
       </w:ins>
-      <w:ins w:id="788" w:author="PR Preview" w:date="2026-01-01T00:00:00Z">
-        <w:r>
-          <w:t xml:space="preserve"> </w:t>
-        </w:r>
-      </w:ins>
-      <w:hyperlink r:id="rId57">
-        <w:ins w:id="789" w:author="PR Preview" w:date="2026-01-01T00:00:00Z">
+      <w:ins w:id="790" w:author="PR Preview" w:date="2026-01-01T00:00:00Z">
+        <w:r>
+          <w:t xml:space="preserve"> </w:t>
+        </w:r>
+      </w:ins>
+      <w:hyperlink r:id="rId59">
+        <w:ins w:id="791" w:author="PR Preview" w:date="2026-01-01T00:00:00Z">
           <w:r>
             <w:rPr>
               <w:rStyle w:val="Hyperlink"/>
@@ -10912,53 +11250,60 @@
           </w:r>
         </w:ins>
       </w:hyperlink>
-      <w:ins w:id="790" w:author="PR Preview" w:date="2026-01-01T00:00:00Z">
-        <w:r>
-          <w:t xml:space="preserve"> </w:t>
-        </w:r>
-      </w:ins>
-      <w:ins w:id="791" w:author="PR Preview" w:date="2026-01-01T00:00:00Z">
+      <w:ins w:id="792" w:author="PR Preview" w:date="2026-01-01T00:00:00Z">
+        <w:r>
+          <w:t xml:space="preserve"> </w:t>
+        </w:r>
+      </w:ins>
+      <w:ins w:id="793" w:author="PR Preview" w:date="2026-01-01T00:00:00Z">
         <w:r>
           <w:t xml:space="preserve">of</w:t>
         </w:r>
       </w:ins>
-      <w:ins w:id="792" w:author="PR Preview" w:date="2026-01-01T00:00:00Z">
+      <w:ins w:id="794" w:author="PR Preview" w:date="2026-01-01T00:00:00Z">
         <w:r>
           <w:t xml:space="preserve"> </w:t>
         </w:r>
       </w:ins>
       <m:oMath>
-        <m:r>
-          <m:t>T</m:t>
-        </m:r>
+        <m:acc>
+          <m:accPr>
+            <m:chr m:val="̂"/>
+          </m:accPr>
+          <m:e>
+            <m:r>
+              <m:t>θ</m:t>
+            </m:r>
+          </m:e>
+        </m:acc>
       </m:oMath>
-      <w:ins w:id="793" w:author="PR Preview" w:date="2026-01-01T00:00:00Z">
-        <w:r>
-          <w:t xml:space="preserve"> </w:t>
-        </w:r>
-      </w:ins>
-      <w:ins w:id="794" w:author="PR Preview" w:date="2026-01-01T00:00:00Z">
+      <w:ins w:id="795" w:author="PR Preview" w:date="2026-01-01T00:00:00Z">
+        <w:r>
+          <w:t xml:space="preserve"> </w:t>
+        </w:r>
+      </w:ins>
+      <w:ins w:id="796" w:author="PR Preview" w:date="2026-01-01T00:00:00Z">
         <w:r>
           <w:t xml:space="preserve">and the score is therefore defined,</w:t>
         </w:r>
       </w:ins>
-      <w:ins w:id="795" w:author="PR Preview" w:date="2026-01-01T00:00:00Z">
-        <w:r>
-          <w:t xml:space="preserve"> </w:t>
-        </w:r>
-      </w:ins>
-      <w:ins w:id="796" w:author="PR Preview" w:date="2026-01-01T00:00:00Z">
+      <w:ins w:id="797" w:author="PR Preview" w:date="2026-01-01T00:00:00Z">
+        <w:r>
+          <w:t xml:space="preserve"> </w:t>
+        </w:r>
+      </w:ins>
+      <w:ins w:id="798" w:author="PR Preview" w:date="2026-01-01T00:00:00Z">
         <w:r>
           <w:t xml:space="preserve">and by</w:t>
         </w:r>
       </w:ins>
-      <w:ins w:id="797" w:author="PR Preview" w:date="2026-01-01T00:00:00Z">
-        <w:r>
-          <w:t xml:space="preserve"> </w:t>
-        </w:r>
-      </w:ins>
-      <w:hyperlink r:id="rId58">
-        <w:ins w:id="798" w:author="PR Preview" w:date="2026-01-01T00:00:00Z">
+      <w:ins w:id="799" w:author="PR Preview" w:date="2026-01-01T00:00:00Z">
+        <w:r>
+          <w:t xml:space="preserve"> </w:t>
+        </w:r>
+      </w:ins>
+      <w:hyperlink r:id="rId60">
+        <w:ins w:id="800" w:author="PR Preview" w:date="2026-01-01T00:00:00Z">
           <w:r>
             <w:rPr>
               <w:rStyle w:val="Hyperlink"/>
@@ -10967,12 +11312,12 @@
           </w:r>
         </w:ins>
       </w:hyperlink>
-      <w:ins w:id="799" w:author="PR Preview" w:date="2026-01-01T00:00:00Z">
-        <w:r>
-          <w:t xml:space="preserve"> </w:t>
-        </w:r>
-      </w:ins>
-      <w:ins w:id="800" w:author="PR Preview" w:date="2026-01-01T00:00:00Z">
+      <w:ins w:id="801" w:author="PR Preview" w:date="2026-01-01T00:00:00Z">
+        <w:r>
+          <w:t xml:space="preserve"> </w:t>
+        </w:r>
+      </w:ins>
+      <w:ins w:id="802" w:author="PR Preview" w:date="2026-01-01T00:00:00Z">
         <w:r>
           <w:t xml:space="preserve">its square is at most 1:</w:t>
         </w:r>
@@ -11001,11 +11346,11 @@
                 </m:rPr>
                 <m:t>≥</m:t>
               </m:r>
-              <m:r>
-                <m:t>​</m:t>
-              </m:r>
               <m:sSup>
                 <m:e>
+                  <m:r>
+                    <m:t>​</m:t>
+                  </m:r>
                   <m:d>
                     <m:dPr>
                       <m:begChr m:val="("/>
@@ -11031,9 +11376,16 @@
                           <m:grow/>
                         </m:dPr>
                         <m:e>
-                          <m:r>
-                            <m:t>T</m:t>
-                          </m:r>
+                          <m:acc>
+                            <m:accPr>
+                              <m:chr m:val="̂"/>
+                            </m:accPr>
+                            <m:e>
+                              <m:r>
+                                <m:t>θ</m:t>
+                              </m:r>
+                            </m:e>
+                          </m:acc>
                           <m:r>
                             <m:rPr>
                               <m:sty m:val="p"/>
@@ -11062,6 +11414,9 @@
                       </m:r>
                     </m:e>
                   </m:d>
+                  <m:r>
+                    <m:t>​</m:t>
+                  </m:r>
                 </m:e>
                 <m:sup>
                   <m:r>
@@ -11070,9 +11425,6 @@
                 </m:sup>
               </m:sSup>
               <m:r>
-                <m:t>​</m:t>
-              </m:r>
-              <m:r>
                 <m:t>&amp;</m:t>
               </m:r>
               <m:r>
@@ -11138,11 +11490,11 @@
                   <m:type m:val="bar"/>
                 </m:fPr>
                 <m:num>
-                  <m:r>
-                    <m:t>​</m:t>
-                  </m:r>
                   <m:sSup>
                     <m:e>
+                      <m:r>
+                        <m:t>​</m:t>
+                      </m:r>
                       <m:d>
                         <m:dPr>
                           <m:begChr m:val="("/>
@@ -11168,9 +11520,16 @@
                               <m:grow/>
                             </m:dPr>
                             <m:e>
-                              <m:r>
-                                <m:t>T</m:t>
-                              </m:r>
+                              <m:acc>
+                                <m:accPr>
+                                  <m:chr m:val="̂"/>
+                                </m:accPr>
+                                <m:e>
+                                  <m:r>
+                                    <m:t>θ</m:t>
+                                  </m:r>
+                                </m:e>
+                              </m:acc>
                               <m:r>
                                 <m:rPr>
                                   <m:sty m:val="p"/>
@@ -11199,6 +11558,9 @@
                           </m:r>
                         </m:e>
                       </m:d>
+                      <m:r>
+                        <m:t>​</m:t>
+                      </m:r>
                     </m:e>
                     <m:sup>
                       <m:r>
@@ -11206,9 +11568,6 @@
                       </m:r>
                     </m:sup>
                   </m:sSup>
-                  <m:r>
-                    <m:t>​</m:t>
-                  </m:r>
                 </m:num>
                 <m:den>
                   <m:r>
@@ -11228,9 +11587,16 @@
                       <m:grow/>
                     </m:dPr>
                     <m:e>
-                      <m:r>
-                        <m:t>T</m:t>
-                      </m:r>
+                      <m:acc>
+                        <m:accPr>
+                          <m:chr m:val="̂"/>
+                        </m:accPr>
+                        <m:e>
+                          <m:r>
+                            <m:t>θ</m:t>
+                          </m:r>
+                        </m:e>
+                      </m:acc>
                     </m:e>
                   </m:d>
                   <m:r>
@@ -11338,9 +11704,16 @@
                       <m:grow/>
                     </m:dPr>
                     <m:e>
-                      <m:r>
-                        <m:t>T</m:t>
-                      </m:r>
+                      <m:acc>
+                        <m:accPr>
+                          <m:chr m:val="̂"/>
+                        </m:accPr>
+                        <m:e>
+                          <m:r>
+                            <m:t>θ</m:t>
+                          </m:r>
+                        </m:e>
+                      </m:acc>
                     </m:e>
                   </m:d>
                   <m:r>
@@ -11384,17 +11757,7 @@
                   <m:nor/>
                   <m:sty m:val="p"/>
                 </m:rPr>
-                <m:t>(covariance of </m:t>
-              </m:r>
-              <m:r>
-                <m:t>T</m:t>
-              </m:r>
-              <m:r>
-                <m:rPr>
-                  <m:nor/>
-                  <m:sty m:val="p"/>
-                </m:rPr>
-                <m:t> with the score is 1, and the score has variance </m:t>
+                <m:t>(covariance is 1; the score has variance </m:t>
               </m:r>
               <m:r>
                 <m:rPr>
@@ -11463,9 +11826,16 @@
                       <m:grow/>
                     </m:dPr>
                     <m:e>
-                      <m:r>
-                        <m:t>T</m:t>
-                      </m:r>
+                      <m:acc>
+                        <m:accPr>
+                          <m:chr m:val="̂"/>
+                        </m:accPr>
+                        <m:e>
+                          <m:r>
+                            <m:t>θ</m:t>
+                          </m:r>
+                        </m:e>
+                      </m:acc>
                     </m:e>
                   </m:d>
                   <m:r>
@@ -11548,12 +11918,12 @@
       <w:pPr>
         <w:pStyle w:val="FirstParagraph"/>
       </w:pPr>
-      <w:ins w:id="801" w:author="PR Preview" w:date="2026-01-01T00:00:00Z">
+      <w:ins w:id="803" w:author="PR Preview" w:date="2026-01-01T00:00:00Z">
         <w:r>
           <w:t xml:space="preserve">Multiplying both sides by</w:t>
         </w:r>
       </w:ins>
-      <w:ins w:id="802" w:author="PR Preview" w:date="2026-01-01T00:00:00Z">
+      <w:ins w:id="804" w:author="PR Preview" w:date="2026-01-01T00:00:00Z">
         <w:r>
           <w:t xml:space="preserve"> </w:t>
         </w:r>
@@ -11576,26 +11946,33 @@
             <m:grow/>
           </m:dPr>
           <m:e>
-            <m:r>
-              <m:t>T</m:t>
-            </m:r>
+            <m:acc>
+              <m:accPr>
+                <m:chr m:val="̂"/>
+              </m:accPr>
+              <m:e>
+                <m:r>
+                  <m:t>θ</m:t>
+                </m:r>
+              </m:e>
+            </m:acc>
           </m:e>
         </m:d>
         <m:r>
           <m:t>​</m:t>
         </m:r>
       </m:oMath>
-      <w:ins w:id="803" w:author="PR Preview" w:date="2026-01-01T00:00:00Z">
-        <w:r>
-          <w:t xml:space="preserve"> </w:t>
-        </w:r>
-      </w:ins>
-      <w:ins w:id="804" w:author="PR Preview" w:date="2026-01-01T00:00:00Z">
+      <w:ins w:id="805" w:author="PR Preview" w:date="2026-01-01T00:00:00Z">
+        <w:r>
+          <w:t xml:space="preserve"> </w:t>
+        </w:r>
+      </w:ins>
+      <w:ins w:id="806" w:author="PR Preview" w:date="2026-01-01T00:00:00Z">
         <w:r>
           <w:t xml:space="preserve">and dividing by</w:t>
         </w:r>
       </w:ins>
-      <w:ins w:id="805" w:author="PR Preview" w:date="2026-01-01T00:00:00Z">
+      <w:ins w:id="807" w:author="PR Preview" w:date="2026-01-01T00:00:00Z">
         <w:r>
           <w:t xml:space="preserve"> </w:t>
         </w:r>
@@ -11624,28 +12001,28 @@
           <m:t>)</m:t>
         </m:r>
       </m:oMath>
-      <w:ins w:id="806" w:author="PR Preview" w:date="2026-01-01T00:00:00Z">
+      <w:ins w:id="808" w:author="PR Preview" w:date="2026-01-01T00:00:00Z">
         <w:r>
           <w:t xml:space="preserve">,</w:t>
         </w:r>
       </w:ins>
-      <w:ins w:id="807" w:author="PR Preview" w:date="2026-01-01T00:00:00Z">
-        <w:r>
-          <w:t xml:space="preserve"> </w:t>
-        </w:r>
-      </w:ins>
-      <w:ins w:id="808" w:author="PR Preview" w:date="2026-01-01T00:00:00Z">
+      <w:ins w:id="809" w:author="PR Preview" w:date="2026-01-01T00:00:00Z">
+        <w:r>
+          <w:t xml:space="preserve"> </w:t>
+        </w:r>
+      </w:ins>
+      <w:ins w:id="810" w:author="PR Preview" w:date="2026-01-01T00:00:00Z">
         <w:r>
           <w:t xml:space="preserve">both positive, gives</w:t>
         </w:r>
       </w:ins>
-      <w:ins w:id="809" w:author="PR Preview" w:date="2026-01-01T00:00:00Z">
+      <w:ins w:id="811" w:author="PR Preview" w:date="2026-01-01T00:00:00Z">
         <w:r>
           <w:t xml:space="preserve"> </w:t>
         </w:r>
       </w:ins>
       <w:hyperlink w:anchor="eq-cramer-rao">
-        <w:ins w:id="810" w:author="PR Preview" w:date="2026-01-01T00:00:00Z">
+        <w:ins w:id="812" w:author="PR Preview" w:date="2026-01-01T00:00:00Z">
           <w:r>
             <w:rPr>
               <w:rStyle w:val="Hyperlink"/>
@@ -11654,155 +12031,18 @@
           </w:r>
         </w:ins>
       </w:hyperlink>
-      <w:ins w:id="811" w:author="PR Preview" w:date="2026-01-01T00:00:00Z">
+      <w:ins w:id="813" w:author="PR Preview" w:date="2026-01-01T00:00:00Z">
         <w:r>
           <w:t xml:space="preserve">.</w:t>
         </w:r>
       </w:ins>
     </w:p>
-    <w:tbl>
-      <w:tblPr>
-        <w:tblStyle w:val="Table"/>
-        <w:tblLook w:firstRow="0" w:lastRow="0" w:firstColumn="0" w:lastColumn="0" w:noHBand="0" w:noVBand="0" w:val="0000"/>
-        <w:tblBorders>
-          <w:top w:val="single" w:sz="4" w:space="0" w:color="0758E5"/>
-          <w:left w:val="single" w:sz="24" w:space="0" w:color="0758E5"/>
-          <w:bottom w:val="single" w:sz="4" w:space="0" w:color="0758E5"/>
-          <w:right w:val="single" w:sz="4" w:space="0" w:color="0758E5"/>
-        </w:tblBorders>
-        <w:tblCellMar>
-          <w:left w:w="144" w:type="dxa"/>
-          <w:right w:w="144" w:type="dxa"/>
-        </w:tblCellMar>
-        <w:tblLook w:firstRow="0" w:lastRow="0" w:firstColumn="0" w:lastColumn="0" w:noHBand="0" w:noVBand="0" w:val="0000"/>
-      </w:tblPr>
-      <w:tr>
-        <w:trPr>
-          <w:cantSplit/>
-        </w:trPr>
-        <w:tc>
-          <w:tcPr>
-            <w:shd w:color="auto" w:fill="dae6fb" w:val="clear"/>
-            <w:tcMar>
-              <w:top w:w="92" w:type="dxa"/>
-              <w:bottom w:w="92" w:type="dxa"/>
-            </w:tcMar>
-          </w:tcPr>
-          <w:p>
-            <w:pPr>
-              <w:pStyle w:val="BodyText"/>
-            </w:pPr>
-            <w:pPr>
-              <w:spacing w:before="0" w:after="0"/>
-              <w:textAlignment w:val="center"/>
-            </w:pPr>
-            <w:r>
-              <w:drawing>
-                <wp:inline>
-                  <wp:extent cx="152400" cy="152400"/>
-                  <wp:effectExtent b="0" l="0" r="0" t="0"/>
-                  <wp:docPr descr="" title="" id="59" name="Picture"/>
-                  <a:graphic>
-                    <a:graphicData uri="http://schemas.openxmlformats.org/drawingml/2006/picture">
-                      <pic:pic>
-                        <pic:nvPicPr>
-                          <pic:cNvPr descr="/opt/quarto/share/formats/docx/note.png" id="60" name="Picture"/>
-                          <pic:cNvPicPr>
-                            <a:picLocks noChangeArrowheads="1" noChangeAspect="1"/>
-                          </pic:cNvPicPr>
-                        </pic:nvPicPr>
-                        <pic:blipFill>
-                          <a:blip r:embed="rId12"/>
-                          <a:stretch>
-                            <a:fillRect/>
-                          </a:stretch>
-                        </pic:blipFill>
-                        <pic:spPr bwMode="auto">
-                          <a:xfrm>
-                            <a:off x="0" y="0"/>
-                            <a:ext cx="152400" cy="152400"/>
-                          </a:xfrm>
-                          <a:prstGeom prst="rect">
-                            <a:avLst/>
-                          </a:prstGeom>
-                          <a:noFill/>
-                          <a:ln w="9525">
-                            <a:noFill/>
-                            <a:headEnd/>
-                            <a:tailEnd/>
-                          </a:ln>
-                        </pic:spPr>
-                      </pic:pic>
-                    </a:graphicData>
-                  </a:graphic>
-                </wp:inline>
-              </w:drawing>
-            </w:r>
-            <w:r>
-              <w:t xml:space="preserve"> </w:t>
-            </w:r>
-            <w:r>
-              <w:t xml:space="preserve"> </w:t>
-            </w:r>
-            <w:r>
-              <w:t xml:space="preserve">Source</w:t>
-            </w:r>
-          </w:p>
-        </w:tc>
-      </w:tr>
-      <w:tr>
-        <w:trPr>
-          <w:cantSplit/>
-        </w:trPr>
-        <w:tc>
-          <w:tcPr>
-            <w:tcMar>
-              <w:top w:w="108" w:type="dxa"/>
-              <w:bottom w:w="108" w:type="dxa"/>
-            </w:tcMar>
-          </w:tcPr>
-          <w:p>
-            <w:pPr>
-              <w:pStyle w:val="BodyText"/>
-            </w:pPr>
-            <w:pPr>
-              <w:spacing w:before="16" w:after="16"/>
-            </w:pPr>
-            <w:r>
-              <w:t xml:space="preserve">Rao (1945)</w:t>
-            </w:r>
-            <w:r>
-              <w:t xml:space="preserve">;</w:t>
-            </w:r>
-            <w:r>
-              <w:t xml:space="preserve"> </w:t>
-            </w:r>
-            <w:r>
-              <w:t xml:space="preserve">Cramér (1946)</w:t>
-            </w:r>
-            <w:r>
-              <w:t xml:space="preserve">;</w:t>
-            </w:r>
-            <w:r>
-              <w:t xml:space="preserve"> </w:t>
-            </w:r>
-            <w:r>
-              <w:t xml:space="preserve">Casella and Berger (2002, Thm. 7.3.9, p. 335)</w:t>
-            </w:r>
-            <w:r>
-              <w:t xml:space="preserve">.</w:t>
-            </w:r>
-          </w:p>
-          <w:p/>
-        </w:tc>
-      </w:tr>
-    </w:tbl>
     <w:bookmarkStart w:id="63" w:name="def-efficient"/>
     <w:p>
       <w:pPr>
         <w:pStyle w:val="BodyText"/>
       </w:pPr>
-      <w:ins w:id="812" w:author="PR Preview" w:date="2026-01-01T00:00:00Z">
+      <w:ins w:id="814" w:author="PR Preview" w:date="2026-01-01T00:00:00Z">
         <w:r>
           <w:rPr>
             <w:b/>
@@ -11811,23 +12051,23 @@
           <w:t xml:space="preserve">Definition 3 (Efficient estimator)</w:t>
         </w:r>
       </w:ins>
-      <w:ins w:id="813" w:author="PR Preview" w:date="2026-01-01T00:00:00Z">
-        <w:r>
-          <w:t xml:space="preserve"> </w:t>
-        </w:r>
-      </w:ins>
-      <w:ins w:id="814" w:author="PR Preview" w:date="2026-01-01T00:00:00Z">
+      <w:ins w:id="815" w:author="PR Preview" w:date="2026-01-01T00:00:00Z">
+        <w:r>
+          <w:t xml:space="preserve"> </w:t>
+        </w:r>
+      </w:ins>
+      <w:ins w:id="816" w:author="PR Preview" w:date="2026-01-01T00:00:00Z">
         <w:r>
           <w:t xml:space="preserve">An</w:t>
         </w:r>
       </w:ins>
-      <w:ins w:id="815" w:author="PR Preview" w:date="2026-01-01T00:00:00Z">
+      <w:ins w:id="817" w:author="PR Preview" w:date="2026-01-01T00:00:00Z">
         <w:r>
           <w:t xml:space="preserve"> </w:t>
         </w:r>
       </w:ins>
       <w:hyperlink r:id="rId17">
-        <w:ins w:id="816" w:author="PR Preview" w:date="2026-01-01T00:00:00Z">
+        <w:ins w:id="818" w:author="PR Preview" w:date="2026-01-01T00:00:00Z">
           <w:r>
             <w:rPr>
               <w:rStyle w:val="Hyperlink"/>
@@ -11836,37 +12076,44 @@
           </w:r>
         </w:ins>
       </w:hyperlink>
-      <w:ins w:id="817" w:author="PR Preview" w:date="2026-01-01T00:00:00Z">
-        <w:r>
-          <w:t xml:space="preserve"> </w:t>
-        </w:r>
-      </w:ins>
-      <w:ins w:id="818" w:author="PR Preview" w:date="2026-01-01T00:00:00Z">
+      <w:ins w:id="819" w:author="PR Preview" w:date="2026-01-01T00:00:00Z">
+        <w:r>
+          <w:t xml:space="preserve"> </w:t>
+        </w:r>
+      </w:ins>
+      <w:ins w:id="820" w:author="PR Preview" w:date="2026-01-01T00:00:00Z">
         <w:r>
           <w:t xml:space="preserve">estimator</w:t>
         </w:r>
       </w:ins>
-      <w:ins w:id="819" w:author="PR Preview" w:date="2026-01-01T00:00:00Z">
+      <w:ins w:id="821" w:author="PR Preview" w:date="2026-01-01T00:00:00Z">
         <w:r>
           <w:t xml:space="preserve"> </w:t>
         </w:r>
       </w:ins>
       <m:oMath>
-        <m:r>
-          <m:t>T</m:t>
-        </m:r>
+        <m:acc>
+          <m:accPr>
+            <m:chr m:val="̂"/>
+          </m:accPr>
+          <m:e>
+            <m:r>
+              <m:t>θ</m:t>
+            </m:r>
+          </m:e>
+        </m:acc>
       </m:oMath>
-      <w:ins w:id="820" w:author="PR Preview" w:date="2026-01-01T00:00:00Z">
-        <w:r>
-          <w:t xml:space="preserve"> </w:t>
-        </w:r>
-      </w:ins>
-      <w:ins w:id="821" w:author="PR Preview" w:date="2026-01-01T00:00:00Z">
+      <w:ins w:id="822" w:author="PR Preview" w:date="2026-01-01T00:00:00Z">
+        <w:r>
+          <w:t xml:space="preserve"> </w:t>
+        </w:r>
+      </w:ins>
+      <w:ins w:id="823" w:author="PR Preview" w:date="2026-01-01T00:00:00Z">
         <w:r>
           <w:t xml:space="preserve">of</w:t>
         </w:r>
       </w:ins>
-      <w:ins w:id="822" w:author="PR Preview" w:date="2026-01-01T00:00:00Z">
+      <w:ins w:id="824" w:author="PR Preview" w:date="2026-01-01T00:00:00Z">
         <w:r>
           <w:t xml:space="preserve"> </w:t>
         </w:r>
@@ -11876,22 +12123,22 @@
           <m:t>θ</m:t>
         </m:r>
       </m:oMath>
-      <w:ins w:id="823" w:author="PR Preview" w:date="2026-01-01T00:00:00Z">
-        <w:r>
-          <w:t xml:space="preserve"> </w:t>
-        </w:r>
-      </w:ins>
-      <w:ins w:id="824" w:author="PR Preview" w:date="2026-01-01T00:00:00Z">
+      <w:ins w:id="825" w:author="PR Preview" w:date="2026-01-01T00:00:00Z">
+        <w:r>
+          <w:t xml:space="preserve"> </w:t>
+        </w:r>
+      </w:ins>
+      <w:ins w:id="826" w:author="PR Preview" w:date="2026-01-01T00:00:00Z">
         <w:r>
           <w:t xml:space="preserve">is</w:t>
         </w:r>
       </w:ins>
-      <w:ins w:id="825" w:author="PR Preview" w:date="2026-01-01T00:00:00Z">
-        <w:r>
-          <w:t xml:space="preserve"> </w:t>
-        </w:r>
-      </w:ins>
-      <w:ins w:id="826" w:author="PR Preview" w:date="2026-01-01T00:00:00Z">
+      <w:ins w:id="827" w:author="PR Preview" w:date="2026-01-01T00:00:00Z">
+        <w:r>
+          <w:t xml:space="preserve"> </w:t>
+        </w:r>
+      </w:ins>
+      <w:ins w:id="828" w:author="PR Preview" w:date="2026-01-01T00:00:00Z">
         <w:r>
           <w:rPr>
             <w:b/>
@@ -11900,23 +12147,23 @@
           <w:t xml:space="preserve">efficient</w:t>
         </w:r>
       </w:ins>
-      <w:ins w:id="827" w:author="PR Preview" w:date="2026-01-01T00:00:00Z">
-        <w:r>
-          <w:t xml:space="preserve"> </w:t>
-        </w:r>
-      </w:ins>
-      <w:ins w:id="828" w:author="PR Preview" w:date="2026-01-01T00:00:00Z">
+      <w:ins w:id="829" w:author="PR Preview" w:date="2026-01-01T00:00:00Z">
+        <w:r>
+          <w:t xml:space="preserve"> </w:t>
+        </w:r>
+      </w:ins>
+      <w:ins w:id="830" w:author="PR Preview" w:date="2026-01-01T00:00:00Z">
         <w:r>
           <w:t xml:space="preserve">if its variance equals the</w:t>
         </w:r>
       </w:ins>
-      <w:ins w:id="829" w:author="PR Preview" w:date="2026-01-01T00:00:00Z">
+      <w:ins w:id="831" w:author="PR Preview" w:date="2026-01-01T00:00:00Z">
         <w:r>
           <w:t xml:space="preserve"> </w:t>
         </w:r>
       </w:ins>
       <w:hyperlink w:anchor="thm-cramer-rao">
-        <w:ins w:id="830" w:author="PR Preview" w:date="2026-01-01T00:00:00Z">
+        <w:ins w:id="832" w:author="PR Preview" w:date="2026-01-01T00:00:00Z">
           <w:r>
             <w:rPr>
               <w:rStyle w:val="Hyperlink"/>
@@ -11925,7 +12172,7 @@
           </w:r>
         </w:ins>
       </w:hyperlink>
-      <w:ins w:id="831" w:author="PR Preview" w:date="2026-01-01T00:00:00Z">
+      <w:ins w:id="833" w:author="PR Preview" w:date="2026-01-01T00:00:00Z">
         <w:r>
           <w:t xml:space="preserve">:</w:t>
         </w:r>
@@ -11957,9 +12204,16 @@
               <m:grow/>
             </m:dPr>
             <m:e>
-              <m:r>
-                <m:t>T</m:t>
-              </m:r>
+              <m:acc>
+                <m:accPr>
+                  <m:chr m:val="̂"/>
+                </m:accPr>
+                <m:e>
+                  <m:r>
+                    <m:t>θ</m:t>
+                  </m:r>
+                </m:e>
+              </m:acc>
             </m:e>
           </m:d>
           <m:r>
@@ -12133,7 +12387,7 @@
       <w:pPr>
         <w:pStyle w:val="BodyText"/>
       </w:pPr>
-      <w:ins w:id="832" w:author="PR Preview" w:date="2026-01-01T00:00:00Z">
+      <w:ins w:id="834" w:author="PR Preview" w:date="2026-01-01T00:00:00Z">
         <w:r>
           <w:rPr>
             <w:i/>
@@ -12142,48 +12396,48 @@
           <w:t xml:space="preserve">Remark 3</w:t>
         </w:r>
       </w:ins>
-      <w:ins w:id="833" w:author="PR Preview" w:date="2026-01-01T00:00:00Z">
+      <w:ins w:id="835" w:author="PR Preview" w:date="2026-01-01T00:00:00Z">
         <w:r>
           <w:t xml:space="preserve"> (An efficient estimator has the smallest variance). </w:t>
         </w:r>
       </w:ins>
-      <w:ins w:id="834" w:author="PR Preview" w:date="2026-01-01T00:00:00Z">
+      <w:ins w:id="836" w:author="PR Preview" w:date="2026-01-01T00:00:00Z">
         <w:r>
           <w:t xml:space="preserve">By the Cramér–Rao lower bound, no unbiased estimator that satisfies its assumptions</w:t>
         </w:r>
       </w:ins>
-      <w:ins w:id="835" w:author="PR Preview" w:date="2026-01-01T00:00:00Z">
-        <w:r>
-          <w:t xml:space="preserve"> </w:t>
-        </w:r>
-      </w:ins>
-      <w:ins w:id="836" w:author="PR Preview" w:date="2026-01-01T00:00:00Z">
+      <w:ins w:id="837" w:author="PR Preview" w:date="2026-01-01T00:00:00Z">
+        <w:r>
+          <w:t xml:space="preserve"> </w:t>
+        </w:r>
+      </w:ins>
+      <w:ins w:id="838" w:author="PR Preview" w:date="2026-01-01T00:00:00Z">
         <w:r>
           <w:t xml:space="preserve">has a smaller variance than an efficient one.</w:t>
         </w:r>
       </w:ins>
-      <w:ins w:id="837" w:author="PR Preview" w:date="2026-01-01T00:00:00Z">
-        <w:r>
-          <w:t xml:space="preserve"> </w:t>
-        </w:r>
-      </w:ins>
-      <w:ins w:id="838" w:author="PR Preview" w:date="2026-01-01T00:00:00Z">
+      <w:ins w:id="839" w:author="PR Preview" w:date="2026-01-01T00:00:00Z">
+        <w:r>
+          <w:t xml:space="preserve"> </w:t>
+        </w:r>
+      </w:ins>
+      <w:ins w:id="840" w:author="PR Preview" w:date="2026-01-01T00:00:00Z">
         <w:r>
           <w:t xml:space="preserve">Among such estimators, an efficient estimator therefore also has the smallest mean squared error</w:t>
         </w:r>
       </w:ins>
-      <w:ins w:id="839" w:author="PR Preview" w:date="2026-01-01T00:00:00Z">
-        <w:r>
-          <w:t xml:space="preserve"> </w:t>
-        </w:r>
-      </w:ins>
-      <w:ins w:id="840" w:author="PR Preview" w:date="2026-01-01T00:00:00Z">
+      <w:ins w:id="841" w:author="PR Preview" w:date="2026-01-01T00:00:00Z">
+        <w:r>
+          <w:t xml:space="preserve"> </w:t>
+        </w:r>
+      </w:ins>
+      <w:ins w:id="842" w:author="PR Preview" w:date="2026-01-01T00:00:00Z">
         <w:r>
           <w:t xml:space="preserve">(</w:t>
         </w:r>
       </w:ins>
       <w:hyperlink r:id="rId41">
-        <w:ins w:id="841" w:author="PR Preview" w:date="2026-01-01T00:00:00Z">
+        <w:ins w:id="843" w:author="PR Preview" w:date="2026-01-01T00:00:00Z">
           <w:r>
             <w:rPr>
               <w:rStyle w:val="Hyperlink"/>
@@ -12192,7 +12446,7 @@
           </w:r>
         </w:ins>
       </w:hyperlink>
-      <w:ins w:id="842" w:author="PR Preview" w:date="2026-01-01T00:00:00Z">
+      <w:ins w:id="844" w:author="PR Preview" w:date="2026-01-01T00:00:00Z">
         <w:r>
           <w:t xml:space="preserve">, with zero bias).</w:t>
         </w:r>
@@ -12204,7 +12458,7 @@
       <w:pPr>
         <w:pStyle w:val="BodyText"/>
       </w:pPr>
-      <w:ins w:id="843" w:author="PR Preview" w:date="2026-01-01T00:00:00Z">
+      <w:ins w:id="845" w:author="PR Preview" w:date="2026-01-01T00:00:00Z">
         <w:r>
           <w:rPr>
             <w:b/>
@@ -12213,17 +12467,17 @@
           <w:t xml:space="preserve">Example 3 (The sample mean is efficient for Poisson data)</w:t>
         </w:r>
       </w:ins>
-      <w:ins w:id="844" w:author="PR Preview" w:date="2026-01-01T00:00:00Z">
-        <w:r>
-          <w:t xml:space="preserve"> </w:t>
-        </w:r>
-      </w:ins>
-      <w:ins w:id="845" w:author="PR Preview" w:date="2026-01-01T00:00:00Z">
+      <w:ins w:id="846" w:author="PR Preview" w:date="2026-01-01T00:00:00Z">
+        <w:r>
+          <w:t xml:space="preserve"> </w:t>
+        </w:r>
+      </w:ins>
+      <w:ins w:id="847" w:author="PR Preview" w:date="2026-01-01T00:00:00Z">
         <w:r>
           <w:t xml:space="preserve">For</w:t>
         </w:r>
       </w:ins>
-      <w:ins w:id="846" w:author="PR Preview" w:date="2026-01-01T00:00:00Z">
+      <w:ins w:id="848" w:author="PR Preview" w:date="2026-01-01T00:00:00Z">
         <w:r>
           <w:t xml:space="preserve"> </w:t>
         </w:r>
@@ -12317,22 +12571,22 @@
           <m:t>)</m:t>
         </m:r>
       </m:oMath>
-      <w:ins w:id="847" w:author="PR Preview" w:date="2026-01-01T00:00:00Z">
+      <w:ins w:id="849" w:author="PR Preview" w:date="2026-01-01T00:00:00Z">
         <w:r>
           <w:t xml:space="preserve">,</w:t>
         </w:r>
       </w:ins>
-      <w:ins w:id="848" w:author="PR Preview" w:date="2026-01-01T00:00:00Z">
-        <w:r>
-          <w:t xml:space="preserve"> </w:t>
-        </w:r>
-      </w:ins>
-      <w:ins w:id="849" w:author="PR Preview" w:date="2026-01-01T00:00:00Z">
+      <w:ins w:id="850" w:author="PR Preview" w:date="2026-01-01T00:00:00Z">
+        <w:r>
+          <w:t xml:space="preserve"> </w:t>
+        </w:r>
+      </w:ins>
+      <w:ins w:id="851" w:author="PR Preview" w:date="2026-01-01T00:00:00Z">
         <w:r>
           <w:t xml:space="preserve">the sample mean</w:t>
         </w:r>
       </w:ins>
-      <w:ins w:id="850" w:author="PR Preview" w:date="2026-01-01T00:00:00Z">
+      <w:ins w:id="852" w:author="PR Preview" w:date="2026-01-01T00:00:00Z">
         <w:r>
           <w:t xml:space="preserve"> </w:t>
         </w:r>
@@ -12349,17 +12603,17 @@
           </m:e>
         </m:acc>
       </m:oMath>
-      <w:ins w:id="851" w:author="PR Preview" w:date="2026-01-01T00:00:00Z">
-        <w:r>
-          <w:t xml:space="preserve"> </w:t>
-        </w:r>
-      </w:ins>
-      <w:ins w:id="852" w:author="PR Preview" w:date="2026-01-01T00:00:00Z">
+      <w:ins w:id="853" w:author="PR Preview" w:date="2026-01-01T00:00:00Z">
+        <w:r>
+          <w:t xml:space="preserve"> </w:t>
+        </w:r>
+      </w:ins>
+      <w:ins w:id="854" w:author="PR Preview" w:date="2026-01-01T00:00:00Z">
         <w:r>
           <w:t xml:space="preserve">is unbiased for</w:t>
         </w:r>
       </w:ins>
-      <w:ins w:id="853" w:author="PR Preview" w:date="2026-01-01T00:00:00Z">
+      <w:ins w:id="855" w:author="PR Preview" w:date="2026-01-01T00:00:00Z">
         <w:r>
           <w:t xml:space="preserve"> </w:t>
         </w:r>
@@ -12369,18 +12623,18 @@
           <m:t>λ</m:t>
         </m:r>
       </m:oMath>
-      <w:ins w:id="854" w:author="PR Preview" w:date="2026-01-01T00:00:00Z">
-        <w:r>
-          <w:t xml:space="preserve"> </w:t>
-        </w:r>
-      </w:ins>
-      <w:ins w:id="855" w:author="PR Preview" w:date="2026-01-01T00:00:00Z">
+      <w:ins w:id="856" w:author="PR Preview" w:date="2026-01-01T00:00:00Z">
+        <w:r>
+          <w:t xml:space="preserve"> </w:t>
+        </w:r>
+      </w:ins>
+      <w:ins w:id="857" w:author="PR Preview" w:date="2026-01-01T00:00:00Z">
         <w:r>
           <w:t xml:space="preserve">(</w:t>
         </w:r>
       </w:ins>
       <w:hyperlink r:id="rId65">
-        <w:ins w:id="856" w:author="PR Preview" w:date="2026-01-01T00:00:00Z">
+        <w:ins w:id="858" w:author="PR Preview" w:date="2026-01-01T00:00:00Z">
           <w:r>
             <w:rPr>
               <w:rStyle w:val="Hyperlink"/>
@@ -12389,22 +12643,22 @@
           </w:r>
         </w:ins>
       </w:hyperlink>
-      <w:ins w:id="857" w:author="PR Preview" w:date="2026-01-01T00:00:00Z">
+      <w:ins w:id="859" w:author="PR Preview" w:date="2026-01-01T00:00:00Z">
         <w:r>
           <w:t xml:space="preserve">),</w:t>
         </w:r>
       </w:ins>
-      <w:ins w:id="858" w:author="PR Preview" w:date="2026-01-01T00:00:00Z">
-        <w:r>
-          <w:t xml:space="preserve"> </w:t>
-        </w:r>
-      </w:ins>
-      <w:ins w:id="859" w:author="PR Preview" w:date="2026-01-01T00:00:00Z">
+      <w:ins w:id="860" w:author="PR Preview" w:date="2026-01-01T00:00:00Z">
+        <w:r>
+          <w:t xml:space="preserve"> </w:t>
+        </w:r>
+      </w:ins>
+      <w:ins w:id="861" w:author="PR Preview" w:date="2026-01-01T00:00:00Z">
         <w:r>
           <w:t xml:space="preserve">and, because</w:t>
         </w:r>
       </w:ins>
-      <w:ins w:id="860" w:author="PR Preview" w:date="2026-01-01T00:00:00Z">
+      <w:ins w:id="862" w:author="PR Preview" w:date="2026-01-01T00:00:00Z">
         <w:r>
           <w:t xml:space="preserve"> </w:t>
         </w:r>
@@ -12454,17 +12708,17 @@
           <m:t>λ</m:t>
         </m:r>
       </m:oMath>
-      <w:ins w:id="861" w:author="PR Preview" w:date="2026-01-01T00:00:00Z">
-        <w:r>
-          <w:t xml:space="preserve"> </w:t>
-        </w:r>
-      </w:ins>
-      <w:ins w:id="862" w:author="PR Preview" w:date="2026-01-01T00:00:00Z">
+      <w:ins w:id="863" w:author="PR Preview" w:date="2026-01-01T00:00:00Z">
+        <w:r>
+          <w:t xml:space="preserve"> </w:t>
+        </w:r>
+      </w:ins>
+      <w:ins w:id="864" w:author="PR Preview" w:date="2026-01-01T00:00:00Z">
         <w:r>
           <w:t xml:space="preserve">for a Poisson variable,</w:t>
         </w:r>
       </w:ins>
-      <w:ins w:id="863" w:author="PR Preview" w:date="2026-01-01T00:00:00Z">
+      <w:ins w:id="865" w:author="PR Preview" w:date="2026-01-01T00:00:00Z">
         <w:r>
           <w:t xml:space="preserve"> </w:t>
         </w:r>
@@ -12521,18 +12775,18 @@
           <m:t>n</m:t>
         </m:r>
       </m:oMath>
-      <w:ins w:id="864" w:author="PR Preview" w:date="2026-01-01T00:00:00Z">
-        <w:r>
-          <w:t xml:space="preserve"> </w:t>
-        </w:r>
-      </w:ins>
-      <w:ins w:id="865" w:author="PR Preview" w:date="2026-01-01T00:00:00Z">
+      <w:ins w:id="866" w:author="PR Preview" w:date="2026-01-01T00:00:00Z">
+        <w:r>
+          <w:t xml:space="preserve"> </w:t>
+        </w:r>
+      </w:ins>
+      <w:ins w:id="867" w:author="PR Preview" w:date="2026-01-01T00:00:00Z">
         <w:r>
           <w:t xml:space="preserve">(</w:t>
         </w:r>
       </w:ins>
       <w:hyperlink r:id="rId28">
-        <w:ins w:id="866" w:author="PR Preview" w:date="2026-01-01T00:00:00Z">
+        <w:ins w:id="868" w:author="PR Preview" w:date="2026-01-01T00:00:00Z">
           <w:r>
             <w:rPr>
               <w:rStyle w:val="Hyperlink"/>
@@ -12541,22 +12795,22 @@
           </w:r>
         </w:ins>
       </w:hyperlink>
-      <w:ins w:id="867" w:author="PR Preview" w:date="2026-01-01T00:00:00Z">
+      <w:ins w:id="869" w:author="PR Preview" w:date="2026-01-01T00:00:00Z">
         <w:r>
           <w:t xml:space="preserve">).</w:t>
         </w:r>
       </w:ins>
-      <w:ins w:id="868" w:author="PR Preview" w:date="2026-01-01T00:00:00Z">
-        <w:r>
-          <w:t xml:space="preserve"> </w:t>
-        </w:r>
-      </w:ins>
-      <w:ins w:id="869" w:author="PR Preview" w:date="2026-01-01T00:00:00Z">
+      <w:ins w:id="870" w:author="PR Preview" w:date="2026-01-01T00:00:00Z">
+        <w:r>
+          <w:t xml:space="preserve"> </w:t>
+        </w:r>
+      </w:ins>
+      <w:ins w:id="871" w:author="PR Preview" w:date="2026-01-01T00:00:00Z">
         <w:r>
           <w:t xml:space="preserve">The expected information is</w:t>
         </w:r>
       </w:ins>
-      <w:ins w:id="870" w:author="PR Preview" w:date="2026-01-01T00:00:00Z">
+      <w:ins w:id="872" w:author="PR Preview" w:date="2026-01-01T00:00:00Z">
         <w:r>
           <w:t xml:space="preserve"> </w:t>
         </w:r>
@@ -12603,18 +12857,18 @@
           <m:t>λ</m:t>
         </m:r>
       </m:oMath>
-      <w:ins w:id="871" w:author="PR Preview" w:date="2026-01-01T00:00:00Z">
-        <w:r>
-          <w:t xml:space="preserve"> </w:t>
-        </w:r>
-      </w:ins>
-      <w:ins w:id="872" w:author="PR Preview" w:date="2026-01-01T00:00:00Z">
+      <w:ins w:id="873" w:author="PR Preview" w:date="2026-01-01T00:00:00Z">
+        <w:r>
+          <w:t xml:space="preserve"> </w:t>
+        </w:r>
+      </w:ins>
+      <w:ins w:id="874" w:author="PR Preview" w:date="2026-01-01T00:00:00Z">
         <w:r>
           <w:t xml:space="preserve">(</w:t>
         </w:r>
       </w:ins>
       <w:hyperlink r:id="rId66">
-        <w:ins w:id="873" w:author="PR Preview" w:date="2026-01-01T00:00:00Z">
+        <w:ins w:id="875" w:author="PR Preview" w:date="2026-01-01T00:00:00Z">
           <w:r>
             <w:rPr>
               <w:rStyle w:val="Hyperlink"/>
@@ -12623,7 +12877,7 @@
           </w:r>
         </w:ins>
       </w:hyperlink>
-      <w:ins w:id="874" w:author="PR Preview" w:date="2026-01-01T00:00:00Z">
+      <w:ins w:id="876" w:author="PR Preview" w:date="2026-01-01T00:00:00Z">
         <w:r>
           <w:t xml:space="preserve">), so</w:t>
         </w:r>
@@ -12824,28 +13078,28 @@
       <w:pPr>
         <w:pStyle w:val="FirstParagraph"/>
       </w:pPr>
-      <w:ins w:id="875" w:author="PR Preview" w:date="2026-01-01T00:00:00Z">
+      <w:ins w:id="877" w:author="PR Preview" w:date="2026-01-01T00:00:00Z">
         <w:r>
           <w:t xml:space="preserve">The sample mean attains the Cramér–Rao bound,</w:t>
         </w:r>
       </w:ins>
-      <w:ins w:id="876" w:author="PR Preview" w:date="2026-01-01T00:00:00Z">
-        <w:r>
-          <w:t xml:space="preserve"> </w:t>
-        </w:r>
-      </w:ins>
-      <w:ins w:id="877" w:author="PR Preview" w:date="2026-01-01T00:00:00Z">
+      <w:ins w:id="878" w:author="PR Preview" w:date="2026-01-01T00:00:00Z">
+        <w:r>
+          <w:t xml:space="preserve"> </w:t>
+        </w:r>
+      </w:ins>
+      <w:ins w:id="879" w:author="PR Preview" w:date="2026-01-01T00:00:00Z">
         <w:r>
           <w:t xml:space="preserve">so it is an</w:t>
         </w:r>
       </w:ins>
-      <w:ins w:id="878" w:author="PR Preview" w:date="2026-01-01T00:00:00Z">
+      <w:ins w:id="880" w:author="PR Preview" w:date="2026-01-01T00:00:00Z">
         <w:r>
           <w:t xml:space="preserve"> </w:t>
         </w:r>
       </w:ins>
       <w:hyperlink w:anchor="def-efficient">
-        <w:ins w:id="879" w:author="PR Preview" w:date="2026-01-01T00:00:00Z">
+        <w:ins w:id="881" w:author="PR Preview" w:date="2026-01-01T00:00:00Z">
           <w:r>
             <w:rPr>
               <w:rStyle w:val="Hyperlink"/>
@@ -12854,17 +13108,17 @@
           </w:r>
         </w:ins>
       </w:hyperlink>
-      <w:ins w:id="880" w:author="PR Preview" w:date="2026-01-01T00:00:00Z">
-        <w:r>
-          <w:t xml:space="preserve"> </w:t>
-        </w:r>
-      </w:ins>
-      <w:ins w:id="881" w:author="PR Preview" w:date="2026-01-01T00:00:00Z">
+      <w:ins w:id="882" w:author="PR Preview" w:date="2026-01-01T00:00:00Z">
+        <w:r>
+          <w:t xml:space="preserve"> </w:t>
+        </w:r>
+      </w:ins>
+      <w:ins w:id="883" w:author="PR Preview" w:date="2026-01-01T00:00:00Z">
         <w:r>
           <w:t xml:space="preserve">estimator of</w:t>
         </w:r>
       </w:ins>
-      <w:ins w:id="882" w:author="PR Preview" w:date="2026-01-01T00:00:00Z">
+      <w:ins w:id="884" w:author="PR Preview" w:date="2026-01-01T00:00:00Z">
         <w:r>
           <w:t xml:space="preserve"> </w:t>
         </w:r>
@@ -12874,23 +13128,23 @@
           <m:t>λ</m:t>
         </m:r>
       </m:oMath>
-      <w:ins w:id="883" w:author="PR Preview" w:date="2026-01-01T00:00:00Z">
+      <w:ins w:id="885" w:author="PR Preview" w:date="2026-01-01T00:00:00Z">
         <w:r>
           <w:t xml:space="preserve">.</w:t>
         </w:r>
       </w:ins>
-      <w:ins w:id="884" w:author="PR Preview" w:date="2026-01-01T00:00:00Z">
-        <w:r>
-          <w:t xml:space="preserve"> </w:t>
-        </w:r>
-      </w:ins>
-      <w:ins w:id="885" w:author="PR Preview" w:date="2026-01-01T00:00:00Z">
+      <w:ins w:id="886" w:author="PR Preview" w:date="2026-01-01T00:00:00Z">
+        <w:r>
+          <w:t xml:space="preserve"> </w:t>
+        </w:r>
+      </w:ins>
+      <w:ins w:id="887" w:author="PR Preview" w:date="2026-01-01T00:00:00Z">
         <w:r>
           <w:t xml:space="preserve">It is also the maximum likelihood estimator (</w:t>
         </w:r>
       </w:ins>
       <w:hyperlink r:id="rId67">
-        <w:ins w:id="886" w:author="PR Preview" w:date="2026-01-01T00:00:00Z">
+        <w:ins w:id="888" w:author="PR Preview" w:date="2026-01-01T00:00:00Z">
           <w:r>
             <w:rPr>
               <w:rStyle w:val="Hyperlink"/>
@@ -12899,7 +13153,7 @@
           </w:r>
         </w:ins>
       </w:hyperlink>
-      <w:ins w:id="887" w:author="PR Preview" w:date="2026-01-01T00:00:00Z">
+      <w:ins w:id="889" w:author="PR Preview" w:date="2026-01-01T00:00:00Z">
         <w:r>
           <w:t xml:space="preserve">).</w:t>
         </w:r>
@@ -12911,7 +13165,7 @@
       <w:pPr>
         <w:pStyle w:val="BodyText"/>
       </w:pPr>
-      <w:ins w:id="888" w:author="PR Preview" w:date="2026-01-01T00:00:00Z">
+      <w:ins w:id="890" w:author="PR Preview" w:date="2026-01-01T00:00:00Z">
         <w:r>
           <w:rPr>
             <w:i/>
@@ -12920,33 +13174,33 @@
           <w:t xml:space="preserve">Remark 4</w:t>
         </w:r>
       </w:ins>
-      <w:ins w:id="889" w:author="PR Preview" w:date="2026-01-01T00:00:00Z">
+      <w:ins w:id="891" w:author="PR Preview" w:date="2026-01-01T00:00:00Z">
         <w:r>
           <w:t xml:space="preserve"> (What the bound does and does not say). </w:t>
         </w:r>
       </w:ins>
-      <w:ins w:id="890" w:author="PR Preview" w:date="2026-01-01T00:00:00Z">
+      <w:ins w:id="892" w:author="PR Preview" w:date="2026-01-01T00:00:00Z">
         <w:r>
           <w:t xml:space="preserve">The bound holds only for unbiased estimators,</w:t>
         </w:r>
       </w:ins>
-      <w:ins w:id="891" w:author="PR Preview" w:date="2026-01-01T00:00:00Z">
-        <w:r>
-          <w:t xml:space="preserve"> </w:t>
-        </w:r>
-      </w:ins>
-      <w:ins w:id="892" w:author="PR Preview" w:date="2026-01-01T00:00:00Z">
+      <w:ins w:id="893" w:author="PR Preview" w:date="2026-01-01T00:00:00Z">
+        <w:r>
+          <w:t xml:space="preserve"> </w:t>
+        </w:r>
+      </w:ins>
+      <w:ins w:id="894" w:author="PR Preview" w:date="2026-01-01T00:00:00Z">
         <w:r>
           <w:t xml:space="preserve">and only when the regularity conditions of</w:t>
         </w:r>
       </w:ins>
-      <w:ins w:id="893" w:author="PR Preview" w:date="2026-01-01T00:00:00Z">
+      <w:ins w:id="895" w:author="PR Preview" w:date="2026-01-01T00:00:00Z">
         <w:r>
           <w:t xml:space="preserve"> </w:t>
         </w:r>
       </w:ins>
       <w:hyperlink r:id="rId46">
-        <w:ins w:id="894" w:author="PR Preview" w:date="2026-01-01T00:00:00Z">
+        <w:ins w:id="896" w:author="PR Preview" w:date="2026-01-01T00:00:00Z">
           <w:r>
             <w:rPr>
               <w:rStyle w:val="Hyperlink"/>
@@ -12955,37 +13209,37 @@
           </w:r>
         </w:ins>
       </w:hyperlink>
-      <w:ins w:id="895" w:author="PR Preview" w:date="2026-01-01T00:00:00Z">
-        <w:r>
-          <w:t xml:space="preserve"> </w:t>
-        </w:r>
-      </w:ins>
-      <w:ins w:id="896" w:author="PR Preview" w:date="2026-01-01T00:00:00Z">
+      <w:ins w:id="897" w:author="PR Preview" w:date="2026-01-01T00:00:00Z">
+        <w:r>
+          <w:t xml:space="preserve"> </w:t>
+        </w:r>
+      </w:ins>
+      <w:ins w:id="898" w:author="PR Preview" w:date="2026-01-01T00:00:00Z">
         <w:r>
           <w:t xml:space="preserve">hold.</w:t>
         </w:r>
       </w:ins>
-      <w:ins w:id="897" w:author="PR Preview" w:date="2026-01-01T00:00:00Z">
-        <w:r>
-          <w:t xml:space="preserve"> </w:t>
-        </w:r>
-      </w:ins>
-      <w:ins w:id="898" w:author="PR Preview" w:date="2026-01-01T00:00:00Z">
+      <w:ins w:id="899" w:author="PR Preview" w:date="2026-01-01T00:00:00Z">
+        <w:r>
+          <w:t xml:space="preserve"> </w:t>
+        </w:r>
+      </w:ins>
+      <w:ins w:id="900" w:author="PR Preview" w:date="2026-01-01T00:00:00Z">
         <w:r>
           <w:t xml:space="preserve">When the set of possible data values depends on the parameter,</w:t>
         </w:r>
       </w:ins>
-      <w:ins w:id="899" w:author="PR Preview" w:date="2026-01-01T00:00:00Z">
-        <w:r>
-          <w:t xml:space="preserve"> </w:t>
-        </w:r>
-      </w:ins>
-      <w:ins w:id="900" w:author="PR Preview" w:date="2026-01-01T00:00:00Z">
+      <w:ins w:id="901" w:author="PR Preview" w:date="2026-01-01T00:00:00Z">
+        <w:r>
+          <w:t xml:space="preserve"> </w:t>
+        </w:r>
+      </w:ins>
+      <w:ins w:id="902" w:author="PR Preview" w:date="2026-01-01T00:00:00Z">
         <w:r>
           <w:t xml:space="preserve">as for the uniform distribution on</w:t>
         </w:r>
       </w:ins>
-      <w:ins w:id="901" w:author="PR Preview" w:date="2026-01-01T00:00:00Z">
+      <w:ins w:id="903" w:author="PR Preview" w:date="2026-01-01T00:00:00Z">
         <w:r>
           <w:t xml:space="preserve"> </w:t>
         </w:r>
@@ -13016,38 +13270,38 @@
           <m:t>]</m:t>
         </m:r>
       </m:oMath>
-      <w:ins w:id="902" w:author="PR Preview" w:date="2026-01-01T00:00:00Z">
+      <w:ins w:id="904" w:author="PR Preview" w:date="2026-01-01T00:00:00Z">
         <w:r>
           <w:t xml:space="preserve">,</w:t>
         </w:r>
       </w:ins>
-      <w:ins w:id="903" w:author="PR Preview" w:date="2026-01-01T00:00:00Z">
-        <w:r>
-          <w:t xml:space="preserve"> </w:t>
-        </w:r>
-      </w:ins>
-      <w:ins w:id="904" w:author="PR Preview" w:date="2026-01-01T00:00:00Z">
+      <w:ins w:id="905" w:author="PR Preview" w:date="2026-01-01T00:00:00Z">
+        <w:r>
+          <w:t xml:space="preserve"> </w:t>
+        </w:r>
+      </w:ins>
+      <w:ins w:id="906" w:author="PR Preview" w:date="2026-01-01T00:00:00Z">
         <w:r>
           <w:t xml:space="preserve">the conditions fail and the bound need not hold</w:t>
         </w:r>
       </w:ins>
-      <w:ins w:id="905" w:author="PR Preview" w:date="2026-01-01T00:00:00Z">
-        <w:r>
-          <w:t xml:space="preserve"> </w:t>
-        </w:r>
-      </w:ins>
-      <w:ins w:id="906" w:author="PR Preview" w:date="2026-01-01T00:00:00Z">
+      <w:ins w:id="907" w:author="PR Preview" w:date="2026-01-01T00:00:00Z">
+        <w:r>
+          <w:t xml:space="preserve"> </w:t>
+        </w:r>
+      </w:ins>
+      <w:ins w:id="908" w:author="PR Preview" w:date="2026-01-01T00:00:00Z">
         <w:r>
           <w:t xml:space="preserve">(compare</w:t>
         </w:r>
       </w:ins>
-      <w:ins w:id="907" w:author="PR Preview" w:date="2026-01-01T00:00:00Z">
+      <w:ins w:id="909" w:author="PR Preview" w:date="2026-01-01T00:00:00Z">
         <w:r>
           <w:t xml:space="preserve"> </w:t>
         </w:r>
       </w:ins>
       <w:hyperlink r:id="rId69">
-        <w:ins w:id="908" w:author="PR Preview" w:date="2026-01-01T00:00:00Z">
+        <w:ins w:id="910" w:author="PR Preview" w:date="2026-01-01T00:00:00Z">
           <w:r>
             <w:rPr>
               <w:rStyle w:val="Hyperlink"/>
@@ -13056,7 +13310,7 @@
           </w:r>
         </w:ins>
       </w:hyperlink>
-      <w:ins w:id="909" w:author="PR Preview" w:date="2026-01-01T00:00:00Z">
+      <w:ins w:id="911" w:author="PR Preview" w:date="2026-01-01T00:00:00Z">
         <w:r>
           <w:t xml:space="preserve">).</w:t>
         </w:r>
@@ -13066,19 +13320,9 @@
       <w:pPr>
         <w:pStyle w:val="BodyText"/>
       </w:pPr>
-      <w:ins w:id="910" w:author="PR Preview" w:date="2026-01-01T00:00:00Z">
-        <w:r>
-          <w:t xml:space="preserve">A biased estimator can beat the bound,</w:t>
-        </w:r>
-      </w:ins>
-      <w:ins w:id="911" w:author="PR Preview" w:date="2026-01-01T00:00:00Z">
-        <w:r>
-          <w:t xml:space="preserve"> </w:t>
-        </w:r>
-      </w:ins>
       <w:ins w:id="912" w:author="PR Preview" w:date="2026-01-01T00:00:00Z">
         <w:r>
-          <w:t xml:space="preserve">because</w:t>
+          <w:t xml:space="preserve">A biased estimator can have a variance below the bound,</w:t>
         </w:r>
       </w:ins>
       <w:ins w:id="913" w:author="PR Preview" w:date="2026-01-01T00:00:00Z">
@@ -13086,8 +13330,58 @@
           <w:t xml:space="preserve"> </w:t>
         </w:r>
       </w:ins>
+      <w:ins w:id="914" w:author="PR Preview" w:date="2026-01-01T00:00:00Z">
+        <w:r>
+          <w:t xml:space="preserve">because the bound relies on</w:t>
+        </w:r>
+      </w:ins>
+      <w:ins w:id="915" w:author="PR Preview" w:date="2026-01-01T00:00:00Z">
+        <w:r>
+          <w:t xml:space="preserve"> </w:t>
+        </w:r>
+      </w:ins>
+      <w:hyperlink w:anchor="exr-cov-estimator-score">
+        <w:ins w:id="916" w:author="PR Preview" w:date="2026-01-01T00:00:00Z">
+          <w:r>
+            <w:rPr>
+              <w:rStyle w:val="Hyperlink"/>
+            </w:rPr>
+            <w:t xml:space="preserve">the covariance of an estimator and the score</w:t>
+          </w:r>
+        </w:ins>
+      </w:hyperlink>
+      <w:ins w:id="917" w:author="PR Preview" w:date="2026-01-01T00:00:00Z">
+        <w:r>
+          <w:t xml:space="preserve">,</w:t>
+        </w:r>
+      </w:ins>
+      <w:ins w:id="918" w:author="PR Preview" w:date="2026-01-01T00:00:00Z">
+        <w:r>
+          <w:t xml:space="preserve"> </w:t>
+        </w:r>
+      </w:ins>
+      <w:ins w:id="919" w:author="PR Preview" w:date="2026-01-01T00:00:00Z">
+        <w:r>
+          <w:t xml:space="preserve">which assumes the estimator is unbiased.</w:t>
+        </w:r>
+      </w:ins>
+      <w:ins w:id="920" w:author="PR Preview" w:date="2026-01-01T00:00:00Z">
+        <w:r>
+          <w:t xml:space="preserve"> </w:t>
+        </w:r>
+      </w:ins>
+      <w:ins w:id="921" w:author="PR Preview" w:date="2026-01-01T00:00:00Z">
+        <w:r>
+          <w:t xml:space="preserve">Its</w:t>
+        </w:r>
+      </w:ins>
+      <w:ins w:id="922" w:author="PR Preview" w:date="2026-01-01T00:00:00Z">
+        <w:r>
+          <w:t xml:space="preserve"> </w:t>
+        </w:r>
+      </w:ins>
       <w:hyperlink r:id="rId41">
-        <w:ins w:id="914" w:author="PR Preview" w:date="2026-01-01T00:00:00Z">
+        <w:ins w:id="923" w:author="PR Preview" w:date="2026-01-01T00:00:00Z">
           <w:r>
             <w:rPr>
               <w:rStyle w:val="Hyperlink"/>
@@ -13096,34 +13390,34 @@
           </w:r>
         </w:ins>
       </w:hyperlink>
-      <w:ins w:id="915" w:author="PR Preview" w:date="2026-01-01T00:00:00Z">
-        <w:r>
-          <w:t xml:space="preserve"> </w:t>
-        </w:r>
-      </w:ins>
-      <w:ins w:id="916" w:author="PR Preview" w:date="2026-01-01T00:00:00Z">
-        <w:r>
-          <w:t xml:space="preserve">adds squared bias to the variance,</w:t>
-        </w:r>
-      </w:ins>
-      <w:ins w:id="917" w:author="PR Preview" w:date="2026-01-01T00:00:00Z">
-        <w:r>
-          <w:t xml:space="preserve"> </w:t>
-        </w:r>
-      </w:ins>
-      <w:ins w:id="918" w:author="PR Preview" w:date="2026-01-01T00:00:00Z">
-        <w:r>
-          <w:t xml:space="preserve">and trading a little bias for a large drop in variance</w:t>
-        </w:r>
-      </w:ins>
-      <w:ins w:id="919" w:author="PR Preview" w:date="2026-01-01T00:00:00Z">
-        <w:r>
-          <w:t xml:space="preserve"> </w:t>
-        </w:r>
-      </w:ins>
-      <w:ins w:id="920" w:author="PR Preview" w:date="2026-01-01T00:00:00Z">
-        <w:r>
-          <w:t xml:space="preserve">can lower the mean squared error.</w:t>
+      <w:ins w:id="924" w:author="PR Preview" w:date="2026-01-01T00:00:00Z">
+        <w:r>
+          <w:t xml:space="preserve"> </w:t>
+        </w:r>
+      </w:ins>
+      <w:ins w:id="925" w:author="PR Preview" w:date="2026-01-01T00:00:00Z">
+        <w:r>
+          <w:t xml:space="preserve">adds the squared bias to the variance,</w:t>
+        </w:r>
+      </w:ins>
+      <w:ins w:id="926" w:author="PR Preview" w:date="2026-01-01T00:00:00Z">
+        <w:r>
+          <w:t xml:space="preserve"> </w:t>
+        </w:r>
+      </w:ins>
+      <w:ins w:id="927" w:author="PR Preview" w:date="2026-01-01T00:00:00Z">
+        <w:r>
+          <w:t xml:space="preserve">so trading a little bias for a large drop in variance</w:t>
+        </w:r>
+      </w:ins>
+      <w:ins w:id="928" w:author="PR Preview" w:date="2026-01-01T00:00:00Z">
+        <w:r>
+          <w:t xml:space="preserve"> </w:t>
+        </w:r>
+      </w:ins>
+      <w:ins w:id="929" w:author="PR Preview" w:date="2026-01-01T00:00:00Z">
+        <w:r>
+          <w:t xml:space="preserve">can also lower the mean squared error.</w:t>
         </w:r>
       </w:ins>
     </w:p>
@@ -13131,12 +13425,12 @@
       <w:pPr>
         <w:pStyle w:val="BodyText"/>
       </w:pPr>
-      <w:ins w:id="921" w:author="PR Preview" w:date="2026-01-01T00:00:00Z">
+      <w:ins w:id="930" w:author="PR Preview" w:date="2026-01-01T00:00:00Z">
         <w:r>
           <w:t xml:space="preserve">The information from</w:t>
         </w:r>
       </w:ins>
-      <w:ins w:id="922" w:author="PR Preview" w:date="2026-01-01T00:00:00Z">
+      <w:ins w:id="931" w:author="PR Preview" w:date="2026-01-01T00:00:00Z">
         <w:r>
           <w:t xml:space="preserve"> </w:t>
         </w:r>
@@ -13146,17 +13440,17 @@
           <m:t>n</m:t>
         </m:r>
       </m:oMath>
-      <w:ins w:id="923" w:author="PR Preview" w:date="2026-01-01T00:00:00Z">
-        <w:r>
-          <w:t xml:space="preserve"> </w:t>
-        </w:r>
-      </w:ins>
-      <w:ins w:id="924" w:author="PR Preview" w:date="2026-01-01T00:00:00Z">
+      <w:ins w:id="932" w:author="PR Preview" w:date="2026-01-01T00:00:00Z">
+        <w:r>
+          <w:t xml:space="preserve"> </w:t>
+        </w:r>
+      </w:ins>
+      <w:ins w:id="933" w:author="PR Preview" w:date="2026-01-01T00:00:00Z">
         <w:r>
           <w:t xml:space="preserve">independent observations is</w:t>
         </w:r>
       </w:ins>
-      <w:ins w:id="925" w:author="PR Preview" w:date="2026-01-01T00:00:00Z">
+      <w:ins w:id="934" w:author="PR Preview" w:date="2026-01-01T00:00:00Z">
         <w:r>
           <w:t xml:space="preserve"> </w:t>
         </w:r>
@@ -13166,37 +13460,37 @@
           <m:t>n</m:t>
         </m:r>
       </m:oMath>
-      <w:ins w:id="926" w:author="PR Preview" w:date="2026-01-01T00:00:00Z">
-        <w:r>
-          <w:t xml:space="preserve"> </w:t>
-        </w:r>
-      </w:ins>
-      <w:ins w:id="927" w:author="PR Preview" w:date="2026-01-01T00:00:00Z">
+      <w:ins w:id="935" w:author="PR Preview" w:date="2026-01-01T00:00:00Z">
+        <w:r>
+          <w:t xml:space="preserve"> </w:t>
+        </w:r>
+      </w:ins>
+      <w:ins w:id="936" w:author="PR Preview" w:date="2026-01-01T00:00:00Z">
         <w:r>
           <w:t xml:space="preserve">times</w:t>
         </w:r>
       </w:ins>
-      <w:ins w:id="928" w:author="PR Preview" w:date="2026-01-01T00:00:00Z">
-        <w:r>
-          <w:t xml:space="preserve"> </w:t>
-        </w:r>
-      </w:ins>
-      <w:ins w:id="929" w:author="PR Preview" w:date="2026-01-01T00:00:00Z">
+      <w:ins w:id="937" w:author="PR Preview" w:date="2026-01-01T00:00:00Z">
+        <w:r>
+          <w:t xml:space="preserve"> </w:t>
+        </w:r>
+      </w:ins>
+      <w:ins w:id="938" w:author="PR Preview" w:date="2026-01-01T00:00:00Z">
         <w:r>
           <w:t xml:space="preserve">the information from one,</w:t>
         </w:r>
       </w:ins>
-      <w:ins w:id="930" w:author="PR Preview" w:date="2026-01-01T00:00:00Z">
-        <w:r>
-          <w:t xml:space="preserve"> </w:t>
-        </w:r>
-      </w:ins>
-      <w:ins w:id="931" w:author="PR Preview" w:date="2026-01-01T00:00:00Z">
+      <w:ins w:id="939" w:author="PR Preview" w:date="2026-01-01T00:00:00Z">
+        <w:r>
+          <w:t xml:space="preserve"> </w:t>
+        </w:r>
+      </w:ins>
+      <w:ins w:id="940" w:author="PR Preview" w:date="2026-01-01T00:00:00Z">
         <w:r>
           <w:t xml:space="preserve">so for a sample of size</w:t>
         </w:r>
       </w:ins>
-      <w:ins w:id="932" w:author="PR Preview" w:date="2026-01-01T00:00:00Z">
+      <w:ins w:id="941" w:author="PR Preview" w:date="2026-01-01T00:00:00Z">
         <w:r>
           <w:t xml:space="preserve"> </w:t>
         </w:r>
@@ -13206,17 +13500,17 @@
           <m:t>n</m:t>
         </m:r>
       </m:oMath>
-      <w:ins w:id="933" w:author="PR Preview" w:date="2026-01-01T00:00:00Z">
-        <w:r>
-          <w:t xml:space="preserve"> </w:t>
-        </w:r>
-      </w:ins>
-      <w:ins w:id="934" w:author="PR Preview" w:date="2026-01-01T00:00:00Z">
+      <w:ins w:id="942" w:author="PR Preview" w:date="2026-01-01T00:00:00Z">
+        <w:r>
+          <w:t xml:space="preserve"> </w:t>
+        </w:r>
+      </w:ins>
+      <w:ins w:id="943" w:author="PR Preview" w:date="2026-01-01T00:00:00Z">
         <w:r>
           <w:t xml:space="preserve">the bound shrinks like</w:t>
         </w:r>
       </w:ins>
-      <w:ins w:id="935" w:author="PR Preview" w:date="2026-01-01T00:00:00Z">
+      <w:ins w:id="944" w:author="PR Preview" w:date="2026-01-01T00:00:00Z">
         <w:r>
           <w:t xml:space="preserve"> </w:t>
         </w:r>
@@ -13235,38 +13529,38 @@
           <m:t>n</m:t>
         </m:r>
       </m:oMath>
-      <w:ins w:id="936" w:author="PR Preview" w:date="2026-01-01T00:00:00Z">
+      <w:ins w:id="945" w:author="PR Preview" w:date="2026-01-01T00:00:00Z">
         <w:r>
           <w:t xml:space="preserve">.</w:t>
         </w:r>
       </w:ins>
-      <w:ins w:id="937" w:author="PR Preview" w:date="2026-01-01T00:00:00Z">
-        <w:r>
-          <w:t xml:space="preserve"> </w:t>
-        </w:r>
-      </w:ins>
-      <w:ins w:id="938" w:author="PR Preview" w:date="2026-01-01T00:00:00Z">
+      <w:ins w:id="946" w:author="PR Preview" w:date="2026-01-01T00:00:00Z">
+        <w:r>
+          <w:t xml:space="preserve"> </w:t>
+        </w:r>
+      </w:ins>
+      <w:ins w:id="947" w:author="PR Preview" w:date="2026-01-01T00:00:00Z">
         <w:r>
           <w:t xml:space="preserve">That is the rate at which the variance of an efficient estimator falls,</w:t>
         </w:r>
       </w:ins>
-      <w:ins w:id="939" w:author="PR Preview" w:date="2026-01-01T00:00:00Z">
-        <w:r>
-          <w:t xml:space="preserve"> </w:t>
-        </w:r>
-      </w:ins>
-      <w:ins w:id="940" w:author="PR Preview" w:date="2026-01-01T00:00:00Z">
+      <w:ins w:id="948" w:author="PR Preview" w:date="2026-01-01T00:00:00Z">
+        <w:r>
+          <w:t xml:space="preserve"> </w:t>
+        </w:r>
+      </w:ins>
+      <w:ins w:id="949" w:author="PR Preview" w:date="2026-01-01T00:00:00Z">
         <w:r>
           <w:t xml:space="preserve">and the</w:t>
         </w:r>
       </w:ins>
-      <w:ins w:id="941" w:author="PR Preview" w:date="2026-01-01T00:00:00Z">
+      <w:ins w:id="950" w:author="PR Preview" w:date="2026-01-01T00:00:00Z">
         <w:r>
           <w:t xml:space="preserve"> </w:t>
         </w:r>
       </w:ins>
       <w:hyperlink r:id="rId70">
-        <w:ins w:id="942" w:author="PR Preview" w:date="2026-01-01T00:00:00Z">
+        <w:ins w:id="951" w:author="PR Preview" w:date="2026-01-01T00:00:00Z">
           <w:r>
             <w:rPr>
               <w:rStyle w:val="Hyperlink"/>
@@ -13275,12 +13569,12 @@
           </w:r>
         </w:ins>
       </w:hyperlink>
-      <w:ins w:id="943" w:author="PR Preview" w:date="2026-01-01T00:00:00Z">
-        <w:r>
-          <w:t xml:space="preserve"> </w:t>
-        </w:r>
-      </w:ins>
-      <w:ins w:id="944" w:author="PR Preview" w:date="2026-01-01T00:00:00Z">
+      <w:ins w:id="952" w:author="PR Preview" w:date="2026-01-01T00:00:00Z">
+        <w:r>
+          <w:t xml:space="preserve"> </w:t>
+        </w:r>
+      </w:ins>
+      <w:ins w:id="953" w:author="PR Preview" w:date="2026-01-01T00:00:00Z">
         <w:r>
           <w:t xml:space="preserve">attains it asymptotically.</w:t>
         </w:r>
@@ -13288,34 +13582,34 @@
     </w:p>
     <w:bookmarkEnd w:id="71"/>
     <w:bookmarkEnd w:id="72"/>
-    <w:bookmarkStart w:id="79" w:name="references"/>
+    <w:bookmarkStart w:id="80" w:name="references"/>
     <w:p>
       <w:pPr>
         <w:pStyle w:val="Heading2"/>
       </w:pPr>
-      <w:ins w:id="945" w:author="PR Preview" w:date="2026-01-01T00:00:00Z">
+      <w:ins w:id="954" w:author="PR Preview" w:date="2026-01-01T00:00:00Z">
         <w:r>
           <w:t xml:space="preserve">References</w:t>
         </w:r>
       </w:ins>
     </w:p>
-    <w:bookmarkStart w:id="78" w:name="refs"/>
+    <w:bookmarkStart w:id="79" w:name="refs"/>
     <w:bookmarkStart w:id="74" w:name="ref-CaseBerg01"/>
     <w:p>
       <w:pPr>
         <w:pStyle w:val="Bibliography"/>
       </w:pPr>
-      <w:ins w:id="946" w:author="PR Preview" w:date="2026-01-01T00:00:00Z">
+      <w:ins w:id="955" w:author="PR Preview" w:date="2026-01-01T00:00:00Z">
         <w:r>
           <w:t xml:space="preserve">Casella, George, and Roger Berger. 2002.</w:t>
         </w:r>
       </w:ins>
-      <w:ins w:id="947" w:author="PR Preview" w:date="2026-01-01T00:00:00Z">
-        <w:r>
-          <w:t xml:space="preserve"> </w:t>
-        </w:r>
-      </w:ins>
-      <w:ins w:id="948" w:author="PR Preview" w:date="2026-01-01T00:00:00Z">
+      <w:ins w:id="956" w:author="PR Preview" w:date="2026-01-01T00:00:00Z">
+        <w:r>
+          <w:t xml:space="preserve"> </w:t>
+        </w:r>
+      </w:ins>
+      <w:ins w:id="957" w:author="PR Preview" w:date="2026-01-01T00:00:00Z">
         <w:r>
           <w:rPr>
             <w:i/>
@@ -13324,18 +13618,18 @@
           <w:t xml:space="preserve">Statistical Inference</w:t>
         </w:r>
       </w:ins>
-      <w:ins w:id="949" w:author="PR Preview" w:date="2026-01-01T00:00:00Z">
+      <w:ins w:id="958" w:author="PR Preview" w:date="2026-01-01T00:00:00Z">
         <w:r>
           <w:t xml:space="preserve">. 2nd ed. Cengage Learning.</w:t>
         </w:r>
       </w:ins>
-      <w:ins w:id="950" w:author="PR Preview" w:date="2026-01-01T00:00:00Z">
+      <w:ins w:id="959" w:author="PR Preview" w:date="2026-01-01T00:00:00Z">
         <w:r>
           <w:t xml:space="preserve"> </w:t>
         </w:r>
       </w:ins>
       <w:hyperlink r:id="rId73">
-        <w:ins w:id="951" w:author="PR Preview" w:date="2026-01-01T00:00:00Z">
+        <w:ins w:id="960" w:author="PR Preview" w:date="2026-01-01T00:00:00Z">
           <w:r>
             <w:rPr>
               <w:rStyle w:val="Hyperlink"/>
@@ -13344,29 +13638,29 @@
           </w:r>
         </w:ins>
       </w:hyperlink>
-      <w:ins w:id="952" w:author="PR Preview" w:date="2026-01-01T00:00:00Z">
+      <w:ins w:id="961" w:author="PR Preview" w:date="2026-01-01T00:00:00Z">
         <w:r>
           <w:t xml:space="preserve">.</w:t>
         </w:r>
       </w:ins>
     </w:p>
     <w:bookmarkEnd w:id="74"/>
-    <w:bookmarkStart w:id="75" w:name="ref-cramer1946mathematical"/>
+    <w:bookmarkStart w:id="76" w:name="ref-cramer1946mathematical"/>
     <w:p>
       <w:pPr>
         <w:pStyle w:val="Bibliography"/>
       </w:pPr>
-      <w:ins w:id="953" w:author="PR Preview" w:date="2026-01-01T00:00:00Z">
+      <w:ins w:id="962" w:author="PR Preview" w:date="2026-01-01T00:00:00Z">
         <w:r>
           <w:t xml:space="preserve">Cramér, Harald. 1946.</w:t>
         </w:r>
       </w:ins>
-      <w:ins w:id="954" w:author="PR Preview" w:date="2026-01-01T00:00:00Z">
-        <w:r>
-          <w:t xml:space="preserve"> </w:t>
-        </w:r>
-      </w:ins>
-      <w:ins w:id="955" w:author="PR Preview" w:date="2026-01-01T00:00:00Z">
+      <w:ins w:id="963" w:author="PR Preview" w:date="2026-01-01T00:00:00Z">
+        <w:r>
+          <w:t xml:space="preserve"> </w:t>
+        </w:r>
+      </w:ins>
+      <w:ins w:id="964" w:author="PR Preview" w:date="2026-01-01T00:00:00Z">
         <w:r>
           <w:rPr>
             <w:i/>
@@ -13375,29 +13669,49 @@
           <w:t xml:space="preserve">Mathematical Methods of Statistics</w:t>
         </w:r>
       </w:ins>
-      <w:ins w:id="956" w:author="PR Preview" w:date="2026-01-01T00:00:00Z">
+      <w:ins w:id="965" w:author="PR Preview" w:date="2026-01-01T00:00:00Z">
         <w:r>
           <w:t xml:space="preserve">. Princeton University Press.</w:t>
         </w:r>
       </w:ins>
+      <w:ins w:id="966" w:author="PR Preview" w:date="2026-01-01T00:00:00Z">
+        <w:r>
+          <w:t xml:space="preserve"> </w:t>
+        </w:r>
+      </w:ins>
+      <w:hyperlink r:id="rId75">
+        <w:ins w:id="967" w:author="PR Preview" w:date="2026-01-01T00:00:00Z">
+          <w:r>
+            <w:rPr>
+              <w:rStyle w:val="Hyperlink"/>
+            </w:rPr>
+            <w:t xml:space="preserve">https://doi.org/10.1515/9781400883868</w:t>
+          </w:r>
+        </w:ins>
+      </w:hyperlink>
+      <w:ins w:id="968" w:author="PR Preview" w:date="2026-01-01T00:00:00Z">
+        <w:r>
+          <w:t xml:space="preserve">.</w:t>
+        </w:r>
+      </w:ins>
     </w:p>
-    <w:bookmarkEnd w:id="75"/>
-    <w:bookmarkStart w:id="76" w:name="ref-hosmer1989applied"/>
+    <w:bookmarkEnd w:id="76"/>
+    <w:bookmarkStart w:id="77" w:name="ref-hosmer1989applied"/>
     <w:p>
       <w:pPr>
         <w:pStyle w:val="Bibliography"/>
       </w:pPr>
-      <w:ins w:id="957" w:author="PR Preview" w:date="2026-01-01T00:00:00Z">
+      <w:ins w:id="969" w:author="PR Preview" w:date="2026-01-01T00:00:00Z">
         <w:r>
           <w:t xml:space="preserve">Hosmer, David W., and Stanley Lemeshow. 1989.</w:t>
         </w:r>
       </w:ins>
-      <w:ins w:id="958" w:author="PR Preview" w:date="2026-01-01T00:00:00Z">
-        <w:r>
-          <w:t xml:space="preserve"> </w:t>
-        </w:r>
-      </w:ins>
-      <w:ins w:id="959" w:author="PR Preview" w:date="2026-01-01T00:00:00Z">
+      <w:ins w:id="970" w:author="PR Preview" w:date="2026-01-01T00:00:00Z">
+        <w:r>
+          <w:t xml:space="preserve"> </w:t>
+        </w:r>
+      </w:ins>
+      <w:ins w:id="971" w:author="PR Preview" w:date="2026-01-01T00:00:00Z">
         <w:r>
           <w:rPr>
             <w:i/>
@@ -13406,39 +13720,39 @@
           <w:t xml:space="preserve">Applied Logistic Regression</w:t>
         </w:r>
       </w:ins>
-      <w:ins w:id="960" w:author="PR Preview" w:date="2026-01-01T00:00:00Z">
+      <w:ins w:id="972" w:author="PR Preview" w:date="2026-01-01T00:00:00Z">
         <w:r>
           <w:t xml:space="preserve">. Wiley.</w:t>
         </w:r>
       </w:ins>
     </w:p>
-    <w:bookmarkEnd w:id="76"/>
-    <w:bookmarkStart w:id="77" w:name="ref-rao1945information"/>
+    <w:bookmarkEnd w:id="77"/>
+    <w:bookmarkStart w:id="78" w:name="ref-rao1945information"/>
     <w:p>
       <w:pPr>
         <w:pStyle w:val="Bibliography"/>
       </w:pPr>
-      <w:ins w:id="961" w:author="PR Preview" w:date="2026-01-01T00:00:00Z">
+      <w:ins w:id="973" w:author="PR Preview" w:date="2026-01-01T00:00:00Z">
         <w:r>
           <w:t xml:space="preserve">Rao, C. Radhakrishna. 1945.</w:t>
         </w:r>
       </w:ins>
-      <w:ins w:id="962" w:author="PR Preview" w:date="2026-01-01T00:00:00Z">
-        <w:r>
-          <w:t xml:space="preserve"> </w:t>
-        </w:r>
-      </w:ins>
-      <w:ins w:id="963" w:author="PR Preview" w:date="2026-01-01T00:00:00Z">
+      <w:ins w:id="974" w:author="PR Preview" w:date="2026-01-01T00:00:00Z">
+        <w:r>
+          <w:t xml:space="preserve"> </w:t>
+        </w:r>
+      </w:ins>
+      <w:ins w:id="975" w:author="PR Preview" w:date="2026-01-01T00:00:00Z">
         <w:r>
           <w:t xml:space="preserve">“Information and the Accuracy Attainable in the Estimation of Statistical Parameters.”</w:t>
         </w:r>
       </w:ins>
-      <w:ins w:id="964" w:author="PR Preview" w:date="2026-01-01T00:00:00Z">
-        <w:r>
-          <w:t xml:space="preserve"> </w:t>
-        </w:r>
-      </w:ins>
-      <w:ins w:id="965" w:author="PR Preview" w:date="2026-01-01T00:00:00Z">
+      <w:ins w:id="976" w:author="PR Preview" w:date="2026-01-01T00:00:00Z">
+        <w:r>
+          <w:t xml:space="preserve"> </w:t>
+        </w:r>
+      </w:ins>
+      <w:ins w:id="977" w:author="PR Preview" w:date="2026-01-01T00:00:00Z">
         <w:r>
           <w:rPr>
             <w:i/>
@@ -13447,20 +13761,20 @@
           <w:t xml:space="preserve">Bulletin of the Calcutta Mathematical Society</w:t>
         </w:r>
       </w:ins>
-      <w:ins w:id="966" w:author="PR Preview" w:date="2026-01-01T00:00:00Z">
-        <w:r>
-          <w:t xml:space="preserve"> </w:t>
-        </w:r>
-      </w:ins>
-      <w:ins w:id="967" w:author="PR Preview" w:date="2026-01-01T00:00:00Z">
+      <w:ins w:id="978" w:author="PR Preview" w:date="2026-01-01T00:00:00Z">
+        <w:r>
+          <w:t xml:space="preserve"> </w:t>
+        </w:r>
+      </w:ins>
+      <w:ins w:id="979" w:author="PR Preview" w:date="2026-01-01T00:00:00Z">
         <w:r>
           <w:t xml:space="preserve">37: 81–91.</w:t>
         </w:r>
       </w:ins>
     </w:p>
-    <w:bookmarkEnd w:id="77"/>
     <w:bookmarkEnd w:id="78"/>
     <w:bookmarkEnd w:id="79"/>
+    <w:bookmarkEnd w:id="80"/>
     <w:sectPr>
       <w:footnotePr>
         <w:numRestart w:val="eachSect"/>
